--- a/svoyo-delo/대본/6부/12화_Olga.docx
+++ b/svoyo-delo/대본/6부/12화_Olga.docx
@@ -294,7 +294,7 @@
           <w:bCs/>
           <w:b/>
         </w:rPr>
-        <w:t xml:space="preserve">열여덟 살 위·여자 — 먼저 제안해도 된다</w:t>
+        <w:t xml:space="preserve">열세 살 위·여자 — 먼저 제안해도 된다</w:t>
       </w:r>
       <w:r>
         <w:rPr>
@@ -1387,7 +1387,7 @@
         <w:pStyle w:val="BodyText"/>
       </w:pPr>
       <w:r>
-        <w:t xml:space="preserve">OLGA: Ничего не говорите. Хотя… Нет. Одно. Шесть лет — «Ольга Петровна», «Алексей Николаевич». Как в суде. Сейчас четыре утра. Я старше вас на восемнадцать лет. Я женщина. По всем правилам мне можно предлагать первой. Давайте на ты.</w:t>
+        <w:t xml:space="preserve">OLGA: Ничего не говорите. Хотя… Нет. Одно. Шесть лет — «Ольга Петровна», «Алексей Николаевич». Как в суде. Сейчас четыре утра. Я старше вас на тринадцать лет. Я женщина. По всем правилам мне можно предлагать первой. Давайте на ты.</w:t>
       </w:r>
     </w:p>
     <w:p>
@@ -4228,7 +4228,7 @@
         <w:pStyle w:val="BodyText"/>
       </w:pPr>
       <w:r>
-        <w:t xml:space="preserve">올가: 아무 말도 하지 마요. 그런데… 아니. 하나만. 6년 동안 — 「올가 페트로브나」, 「알렉세이 니콜라예비치」. 법정처럼. 지금은 새벽 4시. 난 당신보다 열여덟 살 많아요. 여자고요. 모든 규칙상 내가 먼저 제안해도 돼요. 말 놓아요, 우리.</w:t>
+        <w:t xml:space="preserve">올가: 아무 말도 하지 마요. 그런데… 아니. 하나만. 6년 동안 — 「올가 페트로브나」, 「알렉세이 니콜라예비치」. 법정처럼. 지금은 새벽 4시. 난 당신보다 열세 살 많아요. 여자고요. 모든 규칙상 내가 먼저 제안해도 돼요. 말 놓아요, 우리.</w:t>
       </w:r>
     </w:p>
     <w:p>

--- a/svoyo-delo/대본/6부/12화_Olga.docx
+++ b/svoyo-delo/대본/6부/12화_Olga.docx
@@ -393,7 +393,7 @@
         <w:t xml:space="preserve"> </w:t>
       </w:r>
       <w:r>
-        <w:t xml:space="preserve">- 규칙: 지문 없음. 전 화 100% 「화자명: 대사」. 1턴 18단어 이내 + 긴 턴 10~15회(30~55단어). 문법 초점(B2+): 호칭 전환(Давайте на ты → давай), 가정법(вы бы думали, что…), 부정 명령(Не паникуйте; Не благодарите), 대조(Искупление — для себя. Работа — для пациенток).</w:t>
+        <w:t xml:space="preserve">- 규칙: 지문 없음. 전 화 100% 「화자명: 대사」. 1턴 24단어 이내 + 긴 턴 10~15회(35~60단어). 문법 초점(B2+): 호칭 전환(Давайте на ты → давай), 가정법(вы бы думали, что…), 부정 명령(Не паникуйте; Не благодарите), 대조(Искупление — для себя. Работа — для пациенток).</w:t>
       </w:r>
       <w:r>
         <w:t xml:space="preserve"> </w:t>
@@ -557,119 +557,119 @@
         <w:pStyle w:val="FirstParagraph"/>
       </w:pPr>
       <w:r>
-        <w:t xml:space="preserve">KIRILL: Последняя коробка. Коды за пять лет. Распечатаны. Тысяча двести страниц. Я ухожу, если можно.</w:t>
-      </w:r>
-    </w:p>
-    <w:p>
-      <w:pPr>
-        <w:pStyle w:val="BodyText"/>
-      </w:pPr>
-      <w:r>
-        <w:t xml:space="preserve">OLGA: Можно. Спасибо, Кирилл. Идите спать. Завтра нужна свежая голова. Ваша.</w:t>
-      </w:r>
-    </w:p>
-    <w:p>
-      <w:pPr>
-        <w:pStyle w:val="BodyText"/>
-      </w:pPr>
-      <w:r>
-        <w:t xml:space="preserve">IRINA: Я тоже ухожу. Цифры в папке. Синяя — банк. Зелёная — склад. Красная — «Мира».</w:t>
-      </w:r>
-    </w:p>
-    <w:p>
-      <w:pPr>
-        <w:pStyle w:val="BodyText"/>
-      </w:pPr>
-      <w:r>
-        <w:t xml:space="preserve">ALEKSEY: Вы не останетесь?</w:t>
-      </w:r>
-    </w:p>
-    <w:p>
-      <w:pPr>
-        <w:pStyle w:val="BodyText"/>
-      </w:pPr>
-      <w:r>
-        <w:t xml:space="preserve">IRINA: Нет. Два человека на одну ночь — это работа. Три — уже совещание. Совещаний ночью я не люблю.</w:t>
-      </w:r>
-    </w:p>
-    <w:p>
-      <w:pPr>
-        <w:pStyle w:val="BodyText"/>
-      </w:pPr>
-      <w:r>
-        <w:t xml:space="preserve">ZAYTSEV: И последнее от меня. Список. Двадцать шесть пунктов. Запрос придёт завтра в девять. Ответ — до вечера пятницы.</w:t>
-      </w:r>
-    </w:p>
-    <w:p>
-      <w:pPr>
-        <w:pStyle w:val="BodyText"/>
-      </w:pPr>
-      <w:r>
-        <w:t xml:space="preserve">OLGA: Двадцать шесть. Я думала — тридцать. Хорошо.</w:t>
-      </w:r>
-    </w:p>
-    <w:p>
-      <w:pPr>
-        <w:pStyle w:val="BodyText"/>
-      </w:pPr>
-      <w:r>
-        <w:t xml:space="preserve">ZAYTSEV: Ольга Петровна, вы точно не хотите, чтобы я остался?</w:t>
-      </w:r>
-    </w:p>
-    <w:p>
-      <w:pPr>
-        <w:pStyle w:val="BodyText"/>
-      </w:pPr>
-      <w:r>
-        <w:t xml:space="preserve">OLGA: Точно, Артём. Вы мне нужны завтра. Отдохнувший. Злой инспектор любит усталых юристов.</w:t>
-      </w:r>
-    </w:p>
-    <w:p>
-      <w:pPr>
-        <w:pStyle w:val="BodyText"/>
-      </w:pPr>
-      <w:r>
-        <w:t xml:space="preserve">ZAYTSEV: Тогда до утра. Алексей Николаевич, не давайте ей пить пятый кофе.</w:t>
-      </w:r>
-    </w:p>
-    <w:p>
-      <w:pPr>
-        <w:pStyle w:val="BodyText"/>
-      </w:pPr>
-      <w:r>
-        <w:t xml:space="preserve">ALEKSEY: Я попробую. Не обещаю.</w:t>
-      </w:r>
-    </w:p>
-    <w:p>
-      <w:pPr>
-        <w:pStyle w:val="BodyText"/>
-      </w:pPr>
-      <w:r>
-        <w:t xml:space="preserve">IRINA: Ольга Петровна… Бумага от банка. Вы взяли её с собой?</w:t>
-      </w:r>
-    </w:p>
-    <w:p>
-      <w:pPr>
-        <w:pStyle w:val="BodyText"/>
-      </w:pPr>
-      <w:r>
-        <w:t xml:space="preserve">OLGA: Взяла. Лежит в сумке. Не спрашивайте больше.</w:t>
-      </w:r>
-    </w:p>
-    <w:p>
-      <w:pPr>
-        <w:pStyle w:val="BodyText"/>
-      </w:pPr>
-      <w:r>
-        <w:t xml:space="preserve">IRINA: Не спрашиваю. Спокойной ночи. Обоим.</w:t>
-      </w:r>
-    </w:p>
-    <w:p>
-      <w:pPr>
-        <w:pStyle w:val="BodyText"/>
-      </w:pPr>
-      <w:r>
-        <w:t xml:space="preserve">ALEKSEY: Ну что. Двадцать шесть пунктов. Ночь. Начнём?</w:t>
+        <w:t xml:space="preserve">KIRILL: Это последняя коробка: коды за пять лет, распечатанные, тысяча двести страниц. Если можно, я пойду домой.</w:t>
+      </w:r>
+    </w:p>
+    <w:p>
+      <w:pPr>
+        <w:pStyle w:val="BodyText"/>
+      </w:pPr>
+      <w:r>
+        <w:t xml:space="preserve">OLGA: Можно, Кирилл, спасибо вам. Идите спать, потому что завтра нам нужна свежая голова, и именно ваша.</w:t>
+      </w:r>
+    </w:p>
+    <w:p>
+      <w:pPr>
+        <w:pStyle w:val="BodyText"/>
+      </w:pPr>
+      <w:r>
+        <w:t xml:space="preserve">IRINA: Я тоже ухожу. Все цифры в папках: синяя — банк, зелёная — склад, а красная — «Мира».</w:t>
+      </w:r>
+    </w:p>
+    <w:p>
+      <w:pPr>
+        <w:pStyle w:val="BodyText"/>
+      </w:pPr>
+      <w:r>
+        <w:t xml:space="preserve">ALEKSEY: Ирина, а вы разве не останетесь с нами на ночь?</w:t>
+      </w:r>
+    </w:p>
+    <w:p>
+      <w:pPr>
+        <w:pStyle w:val="BodyText"/>
+      </w:pPr>
+      <w:r>
+        <w:t xml:space="preserve">IRINA: Нет. Два человека на одну ночь — это работа. Три — уже совещание. А совещаний по ночам я не люблю, поэтому проверю всё утром.</w:t>
+      </w:r>
+    </w:p>
+    <w:p>
+      <w:pPr>
+        <w:pStyle w:val="BodyText"/>
+      </w:pPr>
+      <w:r>
+        <w:t xml:space="preserve">ZAYTSEV: И последнее от меня — список из двадцати шести пунктов. Запрос придёт завтра в девять, а ответить нужно до вечера пятницы. Я разложил пункты по папкам Ирины, чтобы вам не пришлось ничего искать ночью, и отметил те, где инспекторы обычно задают дополнительные вопросы.</w:t>
+      </w:r>
+    </w:p>
+    <w:p>
+      <w:pPr>
+        <w:pStyle w:val="BodyText"/>
+      </w:pPr>
+      <w:r>
+        <w:t xml:space="preserve">OLGA: Двадцать шесть? Я думала, будет тридцать, так что это хорошо.</w:t>
+      </w:r>
+    </w:p>
+    <w:p>
+      <w:pPr>
+        <w:pStyle w:val="BodyText"/>
+      </w:pPr>
+      <w:r>
+        <w:t xml:space="preserve">ZAYTSEV: Ольга Петровна, вы точно не хотите, чтобы я остался и помог?</w:t>
+      </w:r>
+    </w:p>
+    <w:p>
+      <w:pPr>
+        <w:pStyle w:val="BodyText"/>
+      </w:pPr>
+      <w:r>
+        <w:t xml:space="preserve">OLGA: Точно, Артём. Вы мне нужны завтра, и отдохнувшим, потому что злой инспектор любит усталых юристов.</w:t>
+      </w:r>
+    </w:p>
+    <w:p>
+      <w:pPr>
+        <w:pStyle w:val="BodyText"/>
+      </w:pPr>
+      <w:r>
+        <w:t xml:space="preserve">ZAYTSEV: Тогда до утра. Алексей Николаевич, не давайте ей пить пятый кофе, очень вас прошу.</w:t>
+      </w:r>
+    </w:p>
+    <w:p>
+      <w:pPr>
+        <w:pStyle w:val="BodyText"/>
+      </w:pPr>
+      <w:r>
+        <w:t xml:space="preserve">ALEKSEY: Я попробую, но ничего не обещаю, вы же её знаете.</w:t>
+      </w:r>
+    </w:p>
+    <w:p>
+      <w:pPr>
+        <w:pStyle w:val="BodyText"/>
+      </w:pPr>
+      <w:r>
+        <w:t xml:space="preserve">IRINA: Ольга Петровна… А бумага от банка? Вы взяли её с собой?</w:t>
+      </w:r>
+    </w:p>
+    <w:p>
+      <w:pPr>
+        <w:pStyle w:val="BodyText"/>
+      </w:pPr>
+      <w:r>
+        <w:t xml:space="preserve">OLGA: Взяла, она лежит в сумке. И больше, пожалуйста, не спрашивайте.</w:t>
+      </w:r>
+    </w:p>
+    <w:p>
+      <w:pPr>
+        <w:pStyle w:val="BodyText"/>
+      </w:pPr>
+      <w:r>
+        <w:t xml:space="preserve">IRINA: Не спрашиваю. Спокойной ночи вам обоим, и удачи.</w:t>
+      </w:r>
+    </w:p>
+    <w:p>
+      <w:pPr>
+        <w:pStyle w:val="BodyText"/>
+      </w:pPr>
+      <w:r>
+        <w:t xml:space="preserve">ALEKSEY: Ну что, двадцать шесть пунктов и целая ночь впереди. Начнём с первого, Ольга Петровна?</w:t>
       </w:r>
     </w:p>
     <w:bookmarkEnd w:id="21"/>
@@ -687,279 +687,279 @@
         <w:pStyle w:val="FirstParagraph"/>
       </w:pPr>
       <w:r>
-        <w:t xml:space="preserve">OLGA: Пункт первый. Регистрационное удостоверение. Номер помню наизусть. Проверьте по бумаге.</w:t>
-      </w:r>
-    </w:p>
-    <w:p>
-      <w:pPr>
-        <w:pStyle w:val="BodyText"/>
-      </w:pPr>
-      <w:r>
-        <w:t xml:space="preserve">ALEKSEY: РЗН двадцать двадцать четыре дробь… Совпадает. Вы правда помните наизусть?</w:t>
-      </w:r>
-    </w:p>
-    <w:p>
-      <w:pPr>
-        <w:pStyle w:val="BodyText"/>
-      </w:pPr>
-      <w:r>
-        <w:t xml:space="preserve">OLGA: Все наши. Двенадцать номеров. Я их повторяю, когда не могу уснуть. Вместо овец.</w:t>
-      </w:r>
-    </w:p>
-    <w:p>
-      <w:pPr>
-        <w:pStyle w:val="BodyText"/>
-      </w:pPr>
-      <w:r>
-        <w:t xml:space="preserve">ALEKSEY: Вместо овец. Вы никогда не говорили.</w:t>
-      </w:r>
-    </w:p>
-    <w:p>
-      <w:pPr>
-        <w:pStyle w:val="BodyText"/>
-      </w:pPr>
-      <w:r>
-        <w:t xml:space="preserve">OLGA: Вы никогда не спрашивали. Пункт второй. Договор с Седжином. Все допсоглашения.</w:t>
-      </w:r>
-    </w:p>
-    <w:p>
-      <w:pPr>
-        <w:pStyle w:val="BodyText"/>
-      </w:pPr>
-      <w:r>
-        <w:t xml:space="preserve">ALEKSEY: Восемь допсоглашений. Первое — с моей подписью и без вашей. Помните?</w:t>
-      </w:r>
-    </w:p>
-    <w:p>
-      <w:pPr>
-        <w:pStyle w:val="BodyText"/>
-      </w:pPr>
-      <w:r>
-        <w:t xml:space="preserve">OLGA: Помню. Вы подписали без меня. В первый месяц. Я вас тогда чуть не убила.</w:t>
-      </w:r>
-    </w:p>
-    <w:p>
-      <w:pPr>
-        <w:pStyle w:val="BodyText"/>
-      </w:pPr>
-      <w:r>
-        <w:t xml:space="preserve">ALEKSEY: Вы сказали: «Никогда больше». Я больше никогда.</w:t>
-      </w:r>
-    </w:p>
-    <w:p>
-      <w:pPr>
-        <w:pStyle w:val="BodyText"/>
-      </w:pPr>
-      <w:r>
-        <w:t xml:space="preserve">OLGA: Знаю. Пункт третий. Журналы температуры. Подольск. Пять лет.</w:t>
-      </w:r>
-    </w:p>
-    <w:p>
-      <w:pPr>
-        <w:pStyle w:val="BodyText"/>
-      </w:pPr>
-      <w:r>
-        <w:t xml:space="preserve">ALEKSEY: Шестьдесят журналов. В Подольске их ведут как молитву. Почерк — один и тот же.</w:t>
-      </w:r>
-    </w:p>
-    <w:p>
-      <w:pPr>
-        <w:pStyle w:val="BodyText"/>
-      </w:pPr>
-      <w:r>
-        <w:t xml:space="preserve">OLGA: Это хорошо. Инспекторы любят один почерк. Значит, один человек. Значит, отвечает.</w:t>
-      </w:r>
-    </w:p>
-    <w:p>
-      <w:pPr>
-        <w:pStyle w:val="BodyText"/>
-      </w:pPr>
-      <w:r>
-        <w:t xml:space="preserve">ALEKSEY: В Подольске будут рады. Там думают, журналы никто не читает.</w:t>
-      </w:r>
-    </w:p>
-    <w:p>
-      <w:pPr>
-        <w:pStyle w:val="BodyText"/>
-      </w:pPr>
-      <w:r>
-        <w:t xml:space="preserve">OLGA: Читают. Раз в пять лет. Но читают всё.</w:t>
-      </w:r>
-    </w:p>
-    <w:p>
-      <w:pPr>
-        <w:pStyle w:val="BodyText"/>
-      </w:pPr>
-      <w:r>
-        <w:t xml:space="preserve">ALEKSEY: Ольга Петровна, пятый кофе. Зайцев запретил.</w:t>
-      </w:r>
-    </w:p>
-    <w:p>
-      <w:pPr>
-        <w:pStyle w:val="BodyText"/>
-      </w:pPr>
-      <w:r>
-        <w:t xml:space="preserve">OLGA: Это четвёртый. Вы считаете неправильно. Пункт девятый. Лицензии клиник. Все до одной.</w:t>
-      </w:r>
-    </w:p>
-    <w:p>
-      <w:pPr>
-        <w:pStyle w:val="BodyText"/>
-      </w:pPr>
-      <w:r>
-        <w:t xml:space="preserve">ALEKSEY: Кирилл сделал таблицу. Сроки. Красным — истекают через месяц. Красных — три.</w:t>
-      </w:r>
-    </w:p>
-    <w:p>
-      <w:pPr>
-        <w:pStyle w:val="BodyText"/>
-      </w:pPr>
-      <w:r>
-        <w:t xml:space="preserve">OLGA: Три. Хорошо. Не ноль — это честно. Ноль — подозрительно.</w:t>
-      </w:r>
-    </w:p>
-    <w:p>
-      <w:pPr>
-        <w:pStyle w:val="BodyText"/>
-      </w:pPr>
-      <w:r>
-        <w:t xml:space="preserve">ALEKSEY: Почему ноль подозрительно?</w:t>
-      </w:r>
-    </w:p>
-    <w:p>
-      <w:pPr>
-        <w:pStyle w:val="BodyText"/>
-      </w:pPr>
-      <w:r>
-        <w:t xml:space="preserve">OLGA: В жизни ноль не бывает. Ноль в таблице — значит, рисовали для инспектора.</w:t>
-      </w:r>
-    </w:p>
-    <w:p>
-      <w:pPr>
-        <w:pStyle w:val="BodyText"/>
-      </w:pPr>
-      <w:r>
-        <w:t xml:space="preserve">ALEKSEY: Пункт четырнадцать. Регистрационное удостоверение на шприц-иглу. Подождите. Его нет.</w:t>
-      </w:r>
-    </w:p>
-    <w:p>
-      <w:pPr>
-        <w:pStyle w:val="BodyText"/>
-      </w:pPr>
-      <w:r>
-        <w:t xml:space="preserve">OLGA: Как нет? Он должен быть. Отдельный документ. Две тысячи двадцать седьмой год. Продление.</w:t>
-      </w:r>
-    </w:p>
-    <w:p>
-      <w:pPr>
-        <w:pStyle w:val="BodyText"/>
-      </w:pPr>
-      <w:r>
-        <w:t xml:space="preserve">ALEKSEY: Есть старое. Продления — нет. В папке — пусто.</w:t>
-      </w:r>
-    </w:p>
-    <w:p>
-      <w:pPr>
-        <w:pStyle w:val="BodyText"/>
-      </w:pPr>
-      <w:r>
-        <w:t xml:space="preserve">OLGA: Не паникуйте. Продление было. Я его видела. Значит, оно в Сеуле. У Хан Джису.</w:t>
-      </w:r>
-    </w:p>
-    <w:p>
-      <w:pPr>
-        <w:pStyle w:val="BodyText"/>
-      </w:pPr>
-      <w:r>
-        <w:t xml:space="preserve">ALEKSEY: Сейчас час ночи. В Сеуле — семь утра. Доюн встаёт в шесть.</w:t>
-      </w:r>
-    </w:p>
-    <w:p>
-      <w:pPr>
-        <w:pStyle w:val="BodyText"/>
-      </w:pPr>
-      <w:r>
-        <w:t xml:space="preserve">OLGA: Звоните. Это не невежливо. Это проверка.</w:t>
-      </w:r>
-    </w:p>
-    <w:p>
-      <w:pPr>
-        <w:pStyle w:val="BodyText"/>
-      </w:pPr>
-      <w:r>
-        <w:t xml:space="preserve">DOYUN: Лёша? Семь утра. Что случилось? Опять Глеб?</w:t>
-      </w:r>
-    </w:p>
-    <w:p>
-      <w:pPr>
-        <w:pStyle w:val="BodyText"/>
-      </w:pPr>
-      <w:r>
-        <w:t xml:space="preserve">ALEKSEY: Нет. Проверка. Нужно продление удостоверения на иглу. Двадцать седьмой год. У нас нет копии.</w:t>
-      </w:r>
-    </w:p>
-    <w:p>
-      <w:pPr>
-        <w:pStyle w:val="BodyText"/>
-      </w:pPr>
-      <w:r>
-        <w:t xml:space="preserve">DOYUN: Есть у Хан Джису. Она в офисе с половины седьмого. Через двадцать минут пришлю скан.</w:t>
-      </w:r>
-    </w:p>
-    <w:p>
-      <w:pPr>
-        <w:pStyle w:val="BodyText"/>
-      </w:pPr>
-      <w:r>
-        <w:t xml:space="preserve">OLGA: И с апостилем, если можно. Нотариальный перевод сделаем утром.</w:t>
-      </w:r>
-    </w:p>
-    <w:p>
-      <w:pPr>
-        <w:pStyle w:val="BodyText"/>
-      </w:pPr>
-      <w:r>
-        <w:t xml:space="preserve">DOYUN: Ольга Петровна? Вы тоже не спите?</w:t>
-      </w:r>
-    </w:p>
-    <w:p>
-      <w:pPr>
-        <w:pStyle w:val="BodyText"/>
-      </w:pPr>
-      <w:r>
-        <w:t xml:space="preserve">OLGA: Не сплю, Доюн. Пункт четырнадцать. Без него — пятнадцатый не начать.</w:t>
-      </w:r>
-    </w:p>
-    <w:p>
-      <w:pPr>
-        <w:pStyle w:val="BodyText"/>
-      </w:pPr>
-      <w:r>
-        <w:t xml:space="preserve">DOYUN: Президент говорит: русские юристы работают ночью, корейские — утром. Вместе — круглые сутки.</w:t>
-      </w:r>
-    </w:p>
-    <w:p>
-      <w:pPr>
-        <w:pStyle w:val="BodyText"/>
-      </w:pPr>
-      <w:r>
-        <w:t xml:space="preserve">ALEKSEY: Скажи ему: это не шутка. Это система.</w:t>
-      </w:r>
-    </w:p>
-    <w:p>
-      <w:pPr>
-        <w:pStyle w:val="BodyText"/>
-      </w:pPr>
-      <w:r>
-        <w:t xml:space="preserve">DOYUN: Скажу. Он улыбнётся. Он редко улыбается до восьми.</w:t>
-      </w:r>
-    </w:p>
-    <w:p>
-      <w:pPr>
-        <w:pStyle w:val="BodyText"/>
-      </w:pPr>
-      <w:r>
-        <w:t xml:space="preserve">OLGA: Двадцать минут. Значит, у нас перерыв. Двадцать минут. Первый за ночь.</w:t>
+        <w:t xml:space="preserve">OLGA: Пункт первый — регистрационное удостоверение. Номер я помню наизусть, а вы проверьте по бумаге.</w:t>
+      </w:r>
+    </w:p>
+    <w:p>
+      <w:pPr>
+        <w:pStyle w:val="BodyText"/>
+      </w:pPr>
+      <w:r>
+        <w:t xml:space="preserve">ALEKSEY: РЗН двадцать двадцать четыре дробь… Совпадает. Вы правда помните его наизусть?</w:t>
+      </w:r>
+    </w:p>
+    <w:p>
+      <w:pPr>
+        <w:pStyle w:val="BodyText"/>
+      </w:pPr>
+      <w:r>
+        <w:t xml:space="preserve">OLGA: Все наши, все двенадцать номеров. Я повторяю их, когда не могу уснуть, вместо овец.</w:t>
+      </w:r>
+    </w:p>
+    <w:p>
+      <w:pPr>
+        <w:pStyle w:val="BodyText"/>
+      </w:pPr>
+      <w:r>
+        <w:t xml:space="preserve">ALEKSEY: Вместо овец… Вы мне никогда об этом не говорили.</w:t>
+      </w:r>
+    </w:p>
+    <w:p>
+      <w:pPr>
+        <w:pStyle w:val="BodyText"/>
+      </w:pPr>
+      <w:r>
+        <w:t xml:space="preserve">OLGA: А вы никогда не спрашивали. Пункт второй — договор с Седжином и все допсоглашения.</w:t>
+      </w:r>
+    </w:p>
+    <w:p>
+      <w:pPr>
+        <w:pStyle w:val="BodyText"/>
+      </w:pPr>
+      <w:r>
+        <w:t xml:space="preserve">ALEKSEY: Восемь допсоглашений, и первое из них с моей подписью, но без вашей. Помните?</w:t>
+      </w:r>
+    </w:p>
+    <w:p>
+      <w:pPr>
+        <w:pStyle w:val="BodyText"/>
+      </w:pPr>
+      <w:r>
+        <w:t xml:space="preserve">OLGA: Помню. Вы подписали его без меня в первый же месяц, и я вас тогда чуть не убила.</w:t>
+      </w:r>
+    </w:p>
+    <w:p>
+      <w:pPr>
+        <w:pStyle w:val="BodyText"/>
+      </w:pPr>
+      <w:r>
+        <w:t xml:space="preserve">ALEKSEY: Вы сказали: «Никогда больше». И я больше никогда так не делал.</w:t>
+      </w:r>
+    </w:p>
+    <w:p>
+      <w:pPr>
+        <w:pStyle w:val="BodyText"/>
+      </w:pPr>
+      <w:r>
+        <w:t xml:space="preserve">OLGA: Знаю. Пункт третий — журналы температуры из Подольска за пять лет.</w:t>
+      </w:r>
+    </w:p>
+    <w:p>
+      <w:pPr>
+        <w:pStyle w:val="BodyText"/>
+      </w:pPr>
+      <w:r>
+        <w:t xml:space="preserve">ALEKSEY: Шестьдесят журналов. В Подольске их ведут как молитву, и почерк везде один и тот же.</w:t>
+      </w:r>
+    </w:p>
+    <w:p>
+      <w:pPr>
+        <w:pStyle w:val="BodyText"/>
+      </w:pPr>
+      <w:r>
+        <w:t xml:space="preserve">OLGA: Это хорошо. Инспекторы любят один почерк, потому что это значит, что был один человек и он отвечает.</w:t>
+      </w:r>
+    </w:p>
+    <w:p>
+      <w:pPr>
+        <w:pStyle w:val="BodyText"/>
+      </w:pPr>
+      <w:r>
+        <w:t xml:space="preserve">ALEKSEY: В Подольске будут рады это услышать. Там думают, что журналы никто никогда не читает.</w:t>
+      </w:r>
+    </w:p>
+    <w:p>
+      <w:pPr>
+        <w:pStyle w:val="BodyText"/>
+      </w:pPr>
+      <w:r>
+        <w:t xml:space="preserve">OLGA: Читают, раз в пять лет, но зато читают всё, до последней строчки.</w:t>
+      </w:r>
+    </w:p>
+    <w:p>
+      <w:pPr>
+        <w:pStyle w:val="BodyText"/>
+      </w:pPr>
+      <w:r>
+        <w:t xml:space="preserve">ALEKSEY: Ольга Петровна, это уже пятый кофе, а Зайцев его запретил.</w:t>
+      </w:r>
+    </w:p>
+    <w:p>
+      <w:pPr>
+        <w:pStyle w:val="BodyText"/>
+      </w:pPr>
+      <w:r>
+        <w:t xml:space="preserve">OLGA: Это четвёртый, вы неправильно считаете. Пункт девятый — лицензии клиник, все до одной.</w:t>
+      </w:r>
+    </w:p>
+    <w:p>
+      <w:pPr>
+        <w:pStyle w:val="BodyText"/>
+      </w:pPr>
+      <w:r>
+        <w:t xml:space="preserve">ALEKSEY: Кирилл сделал таблицу со сроками: красным отмечены те, что истекают через месяц, и красных три.</w:t>
+      </w:r>
+    </w:p>
+    <w:p>
+      <w:pPr>
+        <w:pStyle w:val="BodyText"/>
+      </w:pPr>
+      <w:r>
+        <w:t xml:space="preserve">OLGA: Три — это хорошо. Не ноль — значит, честно, а ноль — подозрительно.</w:t>
+      </w:r>
+    </w:p>
+    <w:p>
+      <w:pPr>
+        <w:pStyle w:val="BodyText"/>
+      </w:pPr>
+      <w:r>
+        <w:t xml:space="preserve">ALEKSEY: А почему ноль подозрительно? Я думал, наоборот.</w:t>
+      </w:r>
+    </w:p>
+    <w:p>
+      <w:pPr>
+        <w:pStyle w:val="BodyText"/>
+      </w:pPr>
+      <w:r>
+        <w:t xml:space="preserve">OLGA: Потому что в жизни ноля не бывает. Если в таблице ноль, значит, её рисовали для инспектора.</w:t>
+      </w:r>
+    </w:p>
+    <w:p>
+      <w:pPr>
+        <w:pStyle w:val="BodyText"/>
+      </w:pPr>
+      <w:r>
+        <w:t xml:space="preserve">ALEKSEY: Пункт четырнадцатый — регистрационное удостоверение на шприц-иглу. Подождите… его здесь нет.</w:t>
+      </w:r>
+    </w:p>
+    <w:p>
+      <w:pPr>
+        <w:pStyle w:val="BodyText"/>
+      </w:pPr>
+      <w:r>
+        <w:t xml:space="preserve">OLGA: Как нет? Оно должно быть: отдельный документ, продление двадцать седьмого года.</w:t>
+      </w:r>
+    </w:p>
+    <w:p>
+      <w:pPr>
+        <w:pStyle w:val="BodyText"/>
+      </w:pPr>
+      <w:r>
+        <w:t xml:space="preserve">ALEKSEY: Старое удостоверение есть, а продления нет, в папке пусто.</w:t>
+      </w:r>
+    </w:p>
+    <w:p>
+      <w:pPr>
+        <w:pStyle w:val="BodyText"/>
+      </w:pPr>
+      <w:r>
+        <w:t xml:space="preserve">OLGA: Не паникуйте. Продление было, я его видела своими глазами, значит, оно в Сеуле, у Хан Джису.</w:t>
+      </w:r>
+    </w:p>
+    <w:p>
+      <w:pPr>
+        <w:pStyle w:val="BodyText"/>
+      </w:pPr>
+      <w:r>
+        <w:t xml:space="preserve">ALEKSEY: Сейчас час ночи, значит, в Сеуле семь утра, а Доюн встаёт в шесть.</w:t>
+      </w:r>
+    </w:p>
+    <w:p>
+      <w:pPr>
+        <w:pStyle w:val="BodyText"/>
+      </w:pPr>
+      <w:r>
+        <w:t xml:space="preserve">OLGA: Тогда звоните. Это не невежливо. Это проверка.</w:t>
+      </w:r>
+    </w:p>
+    <w:p>
+      <w:pPr>
+        <w:pStyle w:val="BodyText"/>
+      </w:pPr>
+      <w:r>
+        <w:t xml:space="preserve">DOYUN: Лёша? У нас семь утра. Что случилось? Неужели опять Глеб?</w:t>
+      </w:r>
+    </w:p>
+    <w:p>
+      <w:pPr>
+        <w:pStyle w:val="BodyText"/>
+      </w:pPr>
+      <w:r>
+        <w:t xml:space="preserve">ALEKSEY: Нет, проверка. Нам нужно продление удостоверения на иглу, двадцать седьмого года, а копии у нас нет.</w:t>
+      </w:r>
+    </w:p>
+    <w:p>
+      <w:pPr>
+        <w:pStyle w:val="BodyText"/>
+      </w:pPr>
+      <w:r>
+        <w:t xml:space="preserve">DOYUN: Оно есть у Хан Джису, она в офисе с половины седьмого. Через двадцать минут я пришлю скан.</w:t>
+      </w:r>
+    </w:p>
+    <w:p>
+      <w:pPr>
+        <w:pStyle w:val="BodyText"/>
+      </w:pPr>
+      <w:r>
+        <w:t xml:space="preserve">OLGA: И с апостилем, если можно, а нотариальный перевод мы сделаем утром.</w:t>
+      </w:r>
+    </w:p>
+    <w:p>
+      <w:pPr>
+        <w:pStyle w:val="BodyText"/>
+      </w:pPr>
+      <w:r>
+        <w:t xml:space="preserve">DOYUN: Ольга Петровна? Вы что, тоже не спите?</w:t>
+      </w:r>
+    </w:p>
+    <w:p>
+      <w:pPr>
+        <w:pStyle w:val="BodyText"/>
+      </w:pPr>
+      <w:r>
+        <w:t xml:space="preserve">OLGA: Не сплю, Доюн. Это пункт четырнадцатый, и без него пятнадцатый нам не начать.</w:t>
+      </w:r>
+    </w:p>
+    <w:p>
+      <w:pPr>
+        <w:pStyle w:val="BodyText"/>
+      </w:pPr>
+      <w:r>
+        <w:t xml:space="preserve">DOYUN: Президент говорит, что русские юристы работают ночью, а корейские — утром, поэтому вместе выходит круглые сутки.</w:t>
+      </w:r>
+    </w:p>
+    <w:p>
+      <w:pPr>
+        <w:pStyle w:val="BodyText"/>
+      </w:pPr>
+      <w:r>
+        <w:t xml:space="preserve">ALEKSEY: Скажи ему, что это не шутка, а система, которая работает.</w:t>
+      </w:r>
+    </w:p>
+    <w:p>
+      <w:pPr>
+        <w:pStyle w:val="BodyText"/>
+      </w:pPr>
+      <w:r>
+        <w:t xml:space="preserve">DOYUN: Скажу, и он улыбнётся, хотя до восьми утра он улыбается очень редко.</w:t>
+      </w:r>
+    </w:p>
+    <w:p>
+      <w:pPr>
+        <w:pStyle w:val="BodyText"/>
+      </w:pPr>
+      <w:r>
+        <w:t xml:space="preserve">OLGA: Двадцать минут — значит, у нас перерыв, первый за всю ночь.</w:t>
       </w:r>
     </w:p>
     <w:bookmarkEnd w:id="22"/>
@@ -977,239 +977,239 @@
         <w:pStyle w:val="FirstParagraph"/>
       </w:pPr>
       <w:r>
-        <w:t xml:space="preserve">ALEKSEY: Скан пришёл. С апостилем. Хан Джису приписала: «Удачи. Не спите».</w:t>
-      </w:r>
-    </w:p>
-    <w:p>
-      <w:pPr>
-        <w:pStyle w:val="BodyText"/>
-      </w:pPr>
-      <w:r>
-        <w:t xml:space="preserve">OLGA: Хорошо. Четырнадцать — закрыт. Осталось двенадцать. Алексей… Можно я скажу то, что обещала?</w:t>
-      </w:r>
-    </w:p>
-    <w:p>
-      <w:pPr>
-        <w:pStyle w:val="BodyText"/>
-      </w:pPr>
-      <w:r>
-        <w:t xml:space="preserve">ALEKSEY: Можно. Я жду с понедельника.</w:t>
-      </w:r>
-    </w:p>
-    <w:p>
-      <w:pPr>
-        <w:pStyle w:val="BodyText"/>
-      </w:pPr>
-      <w:r>
-        <w:t xml:space="preserve">OLGA: Вы знаете, что я двадцать лет работала в немецкой компании. Регистрация. Юрист. Знаете, почему я ушла?</w:t>
-      </w:r>
-    </w:p>
-    <w:p>
-      <w:pPr>
-        <w:pStyle w:val="BodyText"/>
-      </w:pPr>
-      <w:r>
-        <w:t xml:space="preserve">ALEKSEY: Вы говорили — устали. Хотели маленькую компанию.</w:t>
-      </w:r>
-    </w:p>
-    <w:p>
-      <w:pPr>
-        <w:pStyle w:val="BodyText"/>
-      </w:pPr>
-      <w:r>
-        <w:t xml:space="preserve">OLGA: Неправда. Это я так говорила всем. Даже себе, первые два года. Правда другая. За год до ухода у нас была партия геля. Плановый анализ показал эндотоксины. Выше нормы. Немного. На грани. Такое бывает раз в десять лет.</w:t>
-      </w:r>
-    </w:p>
-    <w:p>
-      <w:pPr>
-        <w:pStyle w:val="BodyText"/>
-      </w:pPr>
-      <w:r>
-        <w:t xml:space="preserve">ALEKSEY: И что вы сделали?</w:t>
-      </w:r>
-    </w:p>
-    <w:p>
-      <w:pPr>
-        <w:pStyle w:val="BodyText"/>
-      </w:pPr>
-      <w:r>
-        <w:t xml:space="preserve">OLGA: Я написала записку. Отзыв партии. Директор прочитал. Сказал: «Подождём результат повторного анализа. Это три месяца. Не надо паники».</w:t>
-      </w:r>
-    </w:p>
-    <w:p>
-      <w:pPr>
-        <w:pStyle w:val="BodyText"/>
-      </w:pPr>
-      <w:r>
-        <w:t xml:space="preserve">ALEKSEY: И вы ждали?</w:t>
-      </w:r>
-    </w:p>
-    <w:p>
-      <w:pPr>
-        <w:pStyle w:val="BodyText"/>
-      </w:pPr>
-      <w:r>
-        <w:t xml:space="preserve">OLGA: Ждала. Три месяца. Я была типовой. Типовой юрист в типовой компании, с типовым договором и типовой ипотекой. Директор сказал — я сделала. Записку положила в папку. Папку — в шкаф. За три месяца партию продали. Всю.</w:t>
-      </w:r>
-    </w:p>
-    <w:p>
-      <w:pPr>
-        <w:pStyle w:val="BodyText"/>
-      </w:pPr>
-      <w:r>
-        <w:t xml:space="preserve">ALEKSEY: Вы могли пойти в Росздравнадзор. Сами.</w:t>
-      </w:r>
-    </w:p>
-    <w:p>
-      <w:pPr>
-        <w:pStyle w:val="BodyText"/>
-      </w:pPr>
-      <w:r>
-        <w:t xml:space="preserve">OLGA: Могла. Не пошла. Боялась потерять работу. Сын-подросток, ипотека, одна. Типовые причины.</w:t>
-      </w:r>
-    </w:p>
-    <w:p>
-      <w:pPr>
-        <w:pStyle w:val="BodyText"/>
-      </w:pPr>
-      <w:r>
-        <w:t xml:space="preserve">ALEKSEY: Сколько?</w:t>
-      </w:r>
-    </w:p>
-    <w:p>
-      <w:pPr>
-        <w:pStyle w:val="BodyText"/>
-      </w:pPr>
-      <w:r>
-        <w:t xml:space="preserve">OLGA: Тридцать две женщины. Мы потом нашли всех, по номеру партии. Двадцать девять — ничего. Три — воспаление. Одна — некроз. Небольшой. На губе. Её звали Лариса. Учительница начальных классов. Тридцать восемь лет. Повторный анализ, кстати, подтвердил первый.</w:t>
-      </w:r>
-    </w:p>
-    <w:p>
-      <w:pPr>
-        <w:pStyle w:val="BodyText"/>
-      </w:pPr>
-      <w:r>
-        <w:t xml:space="preserve">ALEKSEY: Вы её видели?</w:t>
-      </w:r>
-    </w:p>
-    <w:p>
-      <w:pPr>
-        <w:pStyle w:val="BodyText"/>
-      </w:pPr>
-      <w:r>
-        <w:t xml:space="preserve">OLGA: Видела. Я сама поехала. Без директора. Без юристов. В Саратов. Она открыла дверь, посмотрела на меня и сказала: «Вы — юрист. Вы пришли защищать компанию?» Я сказала: «Нет. Я пришла извиниться». Она не пустила меня в квартиру. Мы говорили на лестнице. Сорок минут.</w:t>
-      </w:r>
-    </w:p>
-    <w:p>
-      <w:pPr>
-        <w:pStyle w:val="BodyText"/>
-      </w:pPr>
-      <w:r>
-        <w:t xml:space="preserve">ALEKSEY: Что она сказала?</w:t>
-      </w:r>
-    </w:p>
-    <w:p>
-      <w:pPr>
-        <w:pStyle w:val="BodyText"/>
-      </w:pPr>
-      <w:r>
-        <w:t xml:space="preserve">OLGA: Она сказала: «Ваше извинение мне не нужно. Сделайте так, чтобы следующая не стояла на этой лестнице». И закрыла дверь. Я стояла ещё минут десять. Потом поехала на вокзал. Через год я ушла из компании. А потом пришли вы. С картонкой бабушки.</w:t>
-      </w:r>
-    </w:p>
-    <w:p>
-      <w:pPr>
-        <w:pStyle w:val="BodyText"/>
-      </w:pPr>
-      <w:r>
-        <w:t xml:space="preserve">ALEKSEY: Поэтому — «Канал читает не директор».</w:t>
-      </w:r>
-    </w:p>
-    <w:p>
-      <w:pPr>
-        <w:pStyle w:val="BodyText"/>
-      </w:pPr>
-      <w:r>
-        <w:t xml:space="preserve">OLGA: Поэтому. Поэтому — «при начале проверки» я читала три раза. Поэтому — Глеб, и коробка, которую никто не трогал. Поэтому я не сплю, когда пахнет повторным анализом. Каждый раз, когда кто-то говорит «подождём», я снова стою на той лестнице.</w:t>
-      </w:r>
-    </w:p>
-    <w:p>
-      <w:pPr>
-        <w:pStyle w:val="BodyText"/>
-      </w:pPr>
-      <w:r>
-        <w:t xml:space="preserve">ALEKSEY: Ольга Петровна, почему вы никогда не рассказывали?</w:t>
-      </w:r>
-    </w:p>
-    <w:p>
-      <w:pPr>
-        <w:pStyle w:val="BodyText"/>
-      </w:pPr>
-      <w:r>
-        <w:t xml:space="preserve">OLGA: Потому что тогда вы бы думали, что я здесь искупаю вину. А я здесь работаю. Это разное. Искупление — для себя. Работа — для пациенток. Мне было важно, чтобы шесть лет вы видели юриста. Не виноватую женщину, которую надо жалеть.</w:t>
-      </w:r>
-    </w:p>
-    <w:p>
-      <w:pPr>
-        <w:pStyle w:val="BodyText"/>
-      </w:pPr>
-      <w:r>
-        <w:t xml:space="preserve">ALEKSEY: Я вижу юриста. Шесть лет. Лучшего, какого знаю.</w:t>
-      </w:r>
-    </w:p>
-    <w:p>
-      <w:pPr>
-        <w:pStyle w:val="BodyText"/>
-      </w:pPr>
-      <w:r>
-        <w:t xml:space="preserve">OLGA: Знаю. Поэтому теперь можно. Теперь вы уже не перепутаете.</w:t>
-      </w:r>
-    </w:p>
-    <w:p>
-      <w:pPr>
-        <w:pStyle w:val="BodyText"/>
-      </w:pPr>
-      <w:r>
-        <w:t xml:space="preserve">ALEKSEY: А Лариса? Вы знаете, где она теперь?</w:t>
-      </w:r>
-    </w:p>
-    <w:p>
-      <w:pPr>
-        <w:pStyle w:val="BodyText"/>
-      </w:pPr>
-      <w:r>
-        <w:t xml:space="preserve">OLGA: Знаю. Каждый год в сентябре, к первому сентября, я пишу ей открытку. Без подписи. Просто: «Спасибо за урок». Она не отвечает. Семь лет — ни разу. Но открытки не возвращаются. Значит, она получает. Значит, она ещё там. И читает.</w:t>
-      </w:r>
-    </w:p>
-    <w:p>
-      <w:pPr>
-        <w:pStyle w:val="BodyText"/>
-      </w:pPr>
-      <w:r>
-        <w:t xml:space="preserve">ALEKSEY: Как Ирина с открытками. Восемьдесят пять.</w:t>
-      </w:r>
-    </w:p>
-    <w:p>
-      <w:pPr>
-        <w:pStyle w:val="BodyText"/>
-      </w:pPr>
-      <w:r>
-        <w:t xml:space="preserve">OLGA: У Ирины — восемьдесят пять. У меня — одна. Но одна — тоже открытка.</w:t>
-      </w:r>
-    </w:p>
-    <w:p>
-      <w:pPr>
-        <w:pStyle w:val="BodyText"/>
-      </w:pPr>
-      <w:r>
-        <w:t xml:space="preserve">ALEKSEY: Ольга Петровна, спасибо, что сказали. Именно сегодня.</w:t>
-      </w:r>
-    </w:p>
-    <w:p>
-      <w:pPr>
-        <w:pStyle w:val="BodyText"/>
-      </w:pPr>
-      <w:r>
-        <w:t xml:space="preserve">OLGA: Не благодарите. Давайте работать. Пункт пятнадцать. Осталось двенадцать.</w:t>
+        <w:t xml:space="preserve">ALEKSEY: Скан пришёл, с апостилем. Хан Джису приписала: «Удачи. Не спите».</w:t>
+      </w:r>
+    </w:p>
+    <w:p>
+      <w:pPr>
+        <w:pStyle w:val="BodyText"/>
+      </w:pPr>
+      <w:r>
+        <w:t xml:space="preserve">OLGA: Хорошо, четырнадцатый закрыт, осталось двенадцать. Алексей… можно я скажу то, что обещала?</w:t>
+      </w:r>
+    </w:p>
+    <w:p>
+      <w:pPr>
+        <w:pStyle w:val="BodyText"/>
+      </w:pPr>
+      <w:r>
+        <w:t xml:space="preserve">ALEKSEY: Конечно, можно. Я жду этого с самого понедельника.</w:t>
+      </w:r>
+    </w:p>
+    <w:p>
+      <w:pPr>
+        <w:pStyle w:val="BodyText"/>
+      </w:pPr>
+      <w:r>
+        <w:t xml:space="preserve">OLGA: Вы знаете, что я двадцать лет проработала юристом по регистрации в немецкой компании. А знаете, почему я оттуда ушла?</w:t>
+      </w:r>
+    </w:p>
+    <w:p>
+      <w:pPr>
+        <w:pStyle w:val="BodyText"/>
+      </w:pPr>
+      <w:r>
+        <w:t xml:space="preserve">ALEKSEY: Вы говорили, что устали и хотели работать в маленькой компании.</w:t>
+      </w:r>
+    </w:p>
+    <w:p>
+      <w:pPr>
+        <w:pStyle w:val="BodyText"/>
+      </w:pPr>
+      <w:r>
+        <w:t xml:space="preserve">OLGA: Это неправда. Так я говорила всем, и даже себе первые два года. А правда другая. За год до ухода у нас была партия геля, и плановый анализ показал эндотоксины выше нормы. Немного, на грани. Такое бывает раз в десять лет, но тогда это случилось.</w:t>
+      </w:r>
+    </w:p>
+    <w:p>
+      <w:pPr>
+        <w:pStyle w:val="BodyText"/>
+      </w:pPr>
+      <w:r>
+        <w:t xml:space="preserve">ALEKSEY: И что же вы тогда сделали?</w:t>
+      </w:r>
+    </w:p>
+    <w:p>
+      <w:pPr>
+        <w:pStyle w:val="BodyText"/>
+      </w:pPr>
+      <w:r>
+        <w:t xml:space="preserve">OLGA: Я написала записку об отзыве партии. Директор прочитал и сказал: «Подождём результат повторного анализа. Это три месяца. Не надо паники». И я сделала так, как он сказал, хотя внутри всё кричало, что это неправильно и что ждать нельзя ни одного дня.</w:t>
+      </w:r>
+    </w:p>
+    <w:p>
+      <w:pPr>
+        <w:pStyle w:val="BodyText"/>
+      </w:pPr>
+      <w:r>
+        <w:t xml:space="preserve">ALEKSEY: И вы ждали все три месяца?</w:t>
+      </w:r>
+    </w:p>
+    <w:p>
+      <w:pPr>
+        <w:pStyle w:val="BodyText"/>
+      </w:pPr>
+      <w:r>
+        <w:t xml:space="preserve">OLGA: Ждала. Я была типовой: типовой юрист в типовой компании, с типовым договором и типовой ипотекой. Директор сказал — я сделала. Записку положила в папку, папку — в шкаф. А за эти три месяца партию продали, всю целиком.</w:t>
+      </w:r>
+    </w:p>
+    <w:p>
+      <w:pPr>
+        <w:pStyle w:val="BodyText"/>
+      </w:pPr>
+      <w:r>
+        <w:t xml:space="preserve">ALEKSEY: Но вы же могли сами пойти в Росздравнадзор.</w:t>
+      </w:r>
+    </w:p>
+    <w:p>
+      <w:pPr>
+        <w:pStyle w:val="BodyText"/>
+      </w:pPr>
+      <w:r>
+        <w:t xml:space="preserve">OLGA: Могла, но не пошла, потому что боялась потерять работу: сын-подросток, ипотека, и я одна. Типовые причины.</w:t>
+      </w:r>
+    </w:p>
+    <w:p>
+      <w:pPr>
+        <w:pStyle w:val="BodyText"/>
+      </w:pPr>
+      <w:r>
+        <w:t xml:space="preserve">ALEKSEY: Сколько было пациенток, Ольга Петровна?</w:t>
+      </w:r>
+    </w:p>
+    <w:p>
+      <w:pPr>
+        <w:pStyle w:val="BodyText"/>
+      </w:pPr>
+      <w:r>
+        <w:t xml:space="preserve">OLGA: Тридцать две женщины, потом мы нашли всех по номеру партии. У двадцати девяти — ничего, у трёх — воспаление, а у одной — некроз, небольшой, на губе. Её звали Лариса, учительница начальных классов, тридцать восемь лет. Повторный анализ, кстати, подтвердил первый.</w:t>
+      </w:r>
+    </w:p>
+    <w:p>
+      <w:pPr>
+        <w:pStyle w:val="BodyText"/>
+      </w:pPr>
+      <w:r>
+        <w:t xml:space="preserve">ALEKSEY: Вы её видели? Встречались с ней?</w:t>
+      </w:r>
+    </w:p>
+    <w:p>
+      <w:pPr>
+        <w:pStyle w:val="BodyText"/>
+      </w:pPr>
+      <w:r>
+        <w:t xml:space="preserve">OLGA: Видела. Я поехала сама, без директора и без юристов, в Саратов. Она открыла дверь, посмотрела на меня и спросила: «Вы — юрист. Вы пришли защищать компанию?» Я ответила: «Нет. Я пришла извиниться». Она не пустила меня в квартиру, и мы сорок минут говорили на лестнице.</w:t>
+      </w:r>
+    </w:p>
+    <w:p>
+      <w:pPr>
+        <w:pStyle w:val="BodyText"/>
+      </w:pPr>
+      <w:r>
+        <w:t xml:space="preserve">ALEKSEY: И что она вам сказала в конце?</w:t>
+      </w:r>
+    </w:p>
+    <w:p>
+      <w:pPr>
+        <w:pStyle w:val="BodyText"/>
+      </w:pPr>
+      <w:r>
+        <w:t xml:space="preserve">OLGA: Она сказала: «Ваше извинение мне не нужно. Сделайте так, чтобы следующая не стояла на этой лестнице». И закрыла дверь. Я стояла там ещё минут десять, а потом поехала на вокзал. Через год я ушла из компании, а потом пришли вы, с картонкой своей бабушки.</w:t>
+      </w:r>
+    </w:p>
+    <w:p>
+      <w:pPr>
+        <w:pStyle w:val="BodyText"/>
+      </w:pPr>
+      <w:r>
+        <w:t xml:space="preserve">ALEKSEY: Поэтому и появилось «Канал читает не директор».</w:t>
+      </w:r>
+    </w:p>
+    <w:p>
+      <w:pPr>
+        <w:pStyle w:val="BodyText"/>
+      </w:pPr>
+      <w:r>
+        <w:t xml:space="preserve">OLGA: Поэтому. Поэтому я три раза читала «при начале проверки», поэтому была коробка Глеба, которую никто не трогал. Поэтому я не сплю, когда пахнет повторным анализом. Каждый раз, когда кто-то говорит «подождём», я снова стою на той лестнице в Саратове.</w:t>
+      </w:r>
+    </w:p>
+    <w:p>
+      <w:pPr>
+        <w:pStyle w:val="BodyText"/>
+      </w:pPr>
+      <w:r>
+        <w:t xml:space="preserve">ALEKSEY: Ольга Петровна, почему же вы никогда об этом не рассказывали?</w:t>
+      </w:r>
+    </w:p>
+    <w:p>
+      <w:pPr>
+        <w:pStyle w:val="BodyText"/>
+      </w:pPr>
+      <w:r>
+        <w:t xml:space="preserve">OLGA: Потому что тогда вы бы думали, что я здесь искупаю вину. А я здесь работаю. Это разное. Искупление — для себя. Работа — для пациенток. Мне было важно, чтобы шесть лет вы видели юриста. Не виноватую женщину, которую надо жалеть и от которой надо прятать плохие новости.</w:t>
+      </w:r>
+    </w:p>
+    <w:p>
+      <w:pPr>
+        <w:pStyle w:val="BodyText"/>
+      </w:pPr>
+      <w:r>
+        <w:t xml:space="preserve">ALEKSEY: Я вижу юриста, все шесть лет, и лучшего юриста я не знаю.</w:t>
+      </w:r>
+    </w:p>
+    <w:p>
+      <w:pPr>
+        <w:pStyle w:val="BodyText"/>
+      </w:pPr>
+      <w:r>
+        <w:t xml:space="preserve">OLGA: Знаю. Поэтому теперь и можно рассказать: теперь вы уже не перепутаете.</w:t>
+      </w:r>
+    </w:p>
+    <w:p>
+      <w:pPr>
+        <w:pStyle w:val="BodyText"/>
+      </w:pPr>
+      <w:r>
+        <w:t xml:space="preserve">ALEKSEY: А Лариса? Вы знаете, где она сейчас?</w:t>
+      </w:r>
+    </w:p>
+    <w:p>
+      <w:pPr>
+        <w:pStyle w:val="BodyText"/>
+      </w:pPr>
+      <w:r>
+        <w:t xml:space="preserve">OLGA: Знаю. Каждый год к первому сентября я пишу ей открытку без подписи, просто: «Спасибо за урок». Она не отвечает, за семь лет ни разу. Но открытки не возвращаются, значит, она их получает. Значит, она ещё там и читает.</w:t>
+      </w:r>
+    </w:p>
+    <w:p>
+      <w:pPr>
+        <w:pStyle w:val="BodyText"/>
+      </w:pPr>
+      <w:r>
+        <w:t xml:space="preserve">ALEKSEY: Совсем как Ирина со своими открытками, восемьдесят пять штук.</w:t>
+      </w:r>
+    </w:p>
+    <w:p>
+      <w:pPr>
+        <w:pStyle w:val="BodyText"/>
+      </w:pPr>
+      <w:r>
+        <w:t xml:space="preserve">OLGA: У Ирины их восемьдесят пять, а у меня одна. Но одна — это тоже открытка.</w:t>
+      </w:r>
+    </w:p>
+    <w:p>
+      <w:pPr>
+        <w:pStyle w:val="BodyText"/>
+      </w:pPr>
+      <w:r>
+        <w:t xml:space="preserve">ALEKSEY: Ольга Петровна, спасибо, что рассказали, и именно сегодня.</w:t>
+      </w:r>
+    </w:p>
+    <w:p>
+      <w:pPr>
+        <w:pStyle w:val="BodyText"/>
+      </w:pPr>
+      <w:r>
+        <w:t xml:space="preserve">OLGA: Не благодарите, давайте лучше работать. Пункт пятнадцатый, и осталось двенадцать.</w:t>
       </w:r>
     </w:p>
     <w:bookmarkEnd w:id="23"/>
@@ -1227,183 +1227,183 @@
         <w:pStyle w:val="FirstParagraph"/>
       </w:pPr>
       <w:r>
-        <w:t xml:space="preserve">ALEKSEY: Пункт двадцать шесть. Закрыт. Четыре часа. Мы успели. Ольга Петровна, а бумага из банка?</w:t>
-      </w:r>
-    </w:p>
-    <w:p>
-      <w:pPr>
-        <w:pStyle w:val="BodyText"/>
-      </w:pPr>
-      <w:r>
-        <w:t xml:space="preserve">OLGA: Да. Я обещала решить между журналами. Журналы кончились. Подождите. Я позвоню сыну.</w:t>
-      </w:r>
-    </w:p>
-    <w:p>
-      <w:pPr>
-        <w:pStyle w:val="BodyText"/>
-      </w:pPr>
-      <w:r>
-        <w:t xml:space="preserve">ALEKSEY: В четыре утра?</w:t>
-      </w:r>
-    </w:p>
-    <w:p>
-      <w:pPr>
-        <w:pStyle w:val="BodyText"/>
-      </w:pPr>
-      <w:r>
-        <w:t xml:space="preserve">OLGA: Он программист. Он ещё не лёг. Стёпа? Это мама. Не пугайся. Всё хорошо. У меня к тебе вопрос.</w:t>
-      </w:r>
-    </w:p>
-    <w:p>
-      <w:pPr>
-        <w:pStyle w:val="BodyText"/>
-      </w:pPr>
-      <w:r>
-        <w:t xml:space="preserve">STEPAN: Мам? Ты где? В офисе? В четыре?</w:t>
-      </w:r>
-    </w:p>
-    <w:p>
-      <w:pPr>
-        <w:pStyle w:val="BodyText"/>
-      </w:pPr>
-      <w:r>
-        <w:t xml:space="preserve">OLGA: В офисе. Стёпа, помнишь, что я тебе обещала? Про квартиру? Когда папа ушёл?</w:t>
-      </w:r>
-    </w:p>
-    <w:p>
-      <w:pPr>
-        <w:pStyle w:val="BodyText"/>
-      </w:pPr>
-      <w:r>
-        <w:t xml:space="preserve">STEPAN: Помню. «Это твой дом. Что бы ни было». Мне было двенадцать. Я тогда не спал неделю.</w:t>
-      </w:r>
-    </w:p>
-    <w:p>
-      <w:pPr>
-        <w:pStyle w:val="BodyText"/>
-      </w:pPr>
-      <w:r>
-        <w:t xml:space="preserve">OLGA: Мне нужно подписать поручительство. За компанию. Квартира — в залоге. Если всё плохо — её могут забрать.</w:t>
-      </w:r>
-    </w:p>
-    <w:p>
-      <w:pPr>
-        <w:pStyle w:val="BodyText"/>
-      </w:pPr>
-      <w:r>
-        <w:t xml:space="preserve">STEPAN: Мам. Подожди. Ты звонишь в четыре утра спросить разрешения? У меня?</w:t>
-      </w:r>
-    </w:p>
-    <w:p>
-      <w:pPr>
-        <w:pStyle w:val="BodyText"/>
-      </w:pPr>
-      <w:r>
-        <w:t xml:space="preserve">OLGA: Не разрешения. Я обещала тебе. Я не могу нарушить обещание, не спросив.</w:t>
-      </w:r>
-    </w:p>
-    <w:p>
-      <w:pPr>
-        <w:pStyle w:val="BodyText"/>
-      </w:pPr>
-      <w:r>
-        <w:t xml:space="preserve">STEPAN: Мам, мне двадцать шесть. У меня своя съёмная квартира. И зарплата больше твоей. Ты мне этот дом уже дала. Четырнадцать лет. Когда мне было страшно — он был. Мне больше не страшно. Отдай его тем, кому сейчас страшно. Подписывай.</w:t>
-      </w:r>
-    </w:p>
-    <w:p>
-      <w:pPr>
-        <w:pStyle w:val="BodyText"/>
-      </w:pPr>
-      <w:r>
-        <w:t xml:space="preserve">OLGA: Стёпа…</w:t>
-      </w:r>
-    </w:p>
-    <w:p>
-      <w:pPr>
-        <w:pStyle w:val="BodyText"/>
-      </w:pPr>
-      <w:r>
-        <w:t xml:space="preserve">STEPAN: И ещё, мам. Ты всегда говорила: «Не подписывай, если не уверен». Ты уверена в них?</w:t>
-      </w:r>
-    </w:p>
-    <w:p>
-      <w:pPr>
-        <w:pStyle w:val="BodyText"/>
-      </w:pPr>
-      <w:r>
-        <w:t xml:space="preserve">OLGA: Уверена. Больше, чем в немецкой компании. Больше, чем в себе восемь лет назад.</w:t>
-      </w:r>
-    </w:p>
-    <w:p>
-      <w:pPr>
-        <w:pStyle w:val="BodyText"/>
-      </w:pPr>
-      <w:r>
-        <w:t xml:space="preserve">STEPAN: Тогда это не залог. Ты просто говоришь, где работаешь. Иди спать, мам.</w:t>
-      </w:r>
-    </w:p>
-    <w:p>
-      <w:pPr>
-        <w:pStyle w:val="BodyText"/>
-      </w:pPr>
-      <w:r>
-        <w:t xml:space="preserve">ALEKSEY: Я слышал. Он сказал почти как отец Ирины. «Это анкета».</w:t>
-      </w:r>
-    </w:p>
-    <w:p>
-      <w:pPr>
-        <w:pStyle w:val="BodyText"/>
-      </w:pPr>
-      <w:r>
-        <w:t xml:space="preserve">OLGA: Все хорошие отцы и сыновья говорят одно и то же. Только разными словами. Дайте ручку.</w:t>
-      </w:r>
-    </w:p>
-    <w:p>
-      <w:pPr>
-        <w:pStyle w:val="BodyText"/>
-      </w:pPr>
-      <w:r>
-        <w:t xml:space="preserve">ALEKSEY: Вот. Ольга Петровна, вы уверены?</w:t>
-      </w:r>
-    </w:p>
-    <w:p>
-      <w:pPr>
-        <w:pStyle w:val="BodyText"/>
-      </w:pPr>
-      <w:r>
-        <w:t xml:space="preserve">OLGA: Уверена. Вот. Подписала. Три подписи. Голубев будет рад. Ксения Павловна — тоже.</w:t>
-      </w:r>
-    </w:p>
-    <w:p>
-      <w:pPr>
-        <w:pStyle w:val="BodyText"/>
-      </w:pPr>
-      <w:r>
-        <w:t xml:space="preserve">ALEKSEY: Спасибо. Я не знаю, что ещё сказать.</w:t>
-      </w:r>
-    </w:p>
-    <w:p>
-      <w:pPr>
-        <w:pStyle w:val="BodyText"/>
-      </w:pPr>
-      <w:r>
-        <w:t xml:space="preserve">OLGA: Ничего не говорите. Хотя… Нет. Одно. Шесть лет — «Ольга Петровна», «Алексей Николаевич». Как в суде. Сейчас четыре утра. Я старше вас на тринадцать лет. Я женщина. По всем правилам мне можно предлагать первой. Давайте на ты.</w:t>
-      </w:r>
-    </w:p>
-    <w:p>
-      <w:pPr>
-        <w:pStyle w:val="BodyText"/>
-      </w:pPr>
-      <w:r>
-        <w:t xml:space="preserve">ALEKSEY: На ты? Правда?</w:t>
-      </w:r>
-    </w:p>
-    <w:p>
-      <w:pPr>
-        <w:pStyle w:val="BodyText"/>
-      </w:pPr>
-      <w:r>
-        <w:t xml:space="preserve">OLGA: Правда. Только в эту ночь я поняла одну вещь. Я с вами — не юрист с директором. Не подчинённая, не партнёр по договору. Я с вами — на одной лестнице. Шесть лет. А на одной лестнице люди говорят друг другу «ты».</w:t>
+        <w:t xml:space="preserve">ALEKSEY: Пункт двадцать шестой закрыт. Четыре часа утра, и мы успели. Ольга Петровна, а бумага из банка?</w:t>
+      </w:r>
+    </w:p>
+    <w:p>
+      <w:pPr>
+        <w:pStyle w:val="BodyText"/>
+      </w:pPr>
+      <w:r>
+        <w:t xml:space="preserve">OLGA: Да. Я обещала решить между журналами, а журналы кончились. Подождите, я позвоню сыну.</w:t>
+      </w:r>
+    </w:p>
+    <w:p>
+      <w:pPr>
+        <w:pStyle w:val="BodyText"/>
+      </w:pPr>
+      <w:r>
+        <w:t xml:space="preserve">ALEKSEY: В четыре часа утра? Вы его разбудите.</w:t>
+      </w:r>
+    </w:p>
+    <w:p>
+      <w:pPr>
+        <w:pStyle w:val="BodyText"/>
+      </w:pPr>
+      <w:r>
+        <w:t xml:space="preserve">OLGA: Он программист и ещё не лёг. Стёпа? Это мама. Не пугайся, всё хорошо, у меня к тебе вопрос.</w:t>
+      </w:r>
+    </w:p>
+    <w:p>
+      <w:pPr>
+        <w:pStyle w:val="BodyText"/>
+      </w:pPr>
+      <w:r>
+        <w:t xml:space="preserve">STEPAN: Мам? Ты где — в офисе? В четыре утра?</w:t>
+      </w:r>
+    </w:p>
+    <w:p>
+      <w:pPr>
+        <w:pStyle w:val="BodyText"/>
+      </w:pPr>
+      <w:r>
+        <w:t xml:space="preserve">OLGA: В офисе. Стёпа, ты помнишь, что я тебе обещала про квартиру, когда ушёл папа?</w:t>
+      </w:r>
+    </w:p>
+    <w:p>
+      <w:pPr>
+        <w:pStyle w:val="BodyText"/>
+      </w:pPr>
+      <w:r>
+        <w:t xml:space="preserve">STEPAN: Помню: «Это твой дом. Что бы ни было». Мне было двенадцать, и я тогда неделю не спал.</w:t>
+      </w:r>
+    </w:p>
+    <w:p>
+      <w:pPr>
+        <w:pStyle w:val="BodyText"/>
+      </w:pPr>
+      <w:r>
+        <w:t xml:space="preserve">OLGA: Мне нужно подписать поручительство за компанию, и квартира будет в залоге. Если всё пойдёт плохо, её могут забрать. Я не хочу делать это за твоей спиной, поэтому и звоню тебе, даже в такое позднее время.</w:t>
+      </w:r>
+    </w:p>
+    <w:p>
+      <w:pPr>
+        <w:pStyle w:val="BodyText"/>
+      </w:pPr>
+      <w:r>
+        <w:t xml:space="preserve">STEPAN: Мам, подожди. Ты звонишь в четыре утра, чтобы спросить разрешения у меня?</w:t>
+      </w:r>
+    </w:p>
+    <w:p>
+      <w:pPr>
+        <w:pStyle w:val="BodyText"/>
+      </w:pPr>
+      <w:r>
+        <w:t xml:space="preserve">OLGA: Не разрешения. Я тебе обещала, а нарушить обещание, не спросив тебя, я не могу.</w:t>
+      </w:r>
+    </w:p>
+    <w:p>
+      <w:pPr>
+        <w:pStyle w:val="BodyText"/>
+      </w:pPr>
+      <w:r>
+        <w:t xml:space="preserve">STEPAN: Мам, мне двадцать шесть лет, у меня своя съёмная квартира и зарплата больше твоей. Ты мне этот дом уже дала, на четырнадцать лет: когда мне было страшно, он у меня был. Мне больше не страшно. Отдай его тем, кому сейчас страшно. Подписывай и не мучайся.</w:t>
+      </w:r>
+    </w:p>
+    <w:p>
+      <w:pPr>
+        <w:pStyle w:val="BodyText"/>
+      </w:pPr>
+      <w:r>
+        <w:t xml:space="preserve">OLGA: Стёпа… Сынок, я даже не знаю, что сказать.</w:t>
+      </w:r>
+    </w:p>
+    <w:p>
+      <w:pPr>
+        <w:pStyle w:val="BodyText"/>
+      </w:pPr>
+      <w:r>
+        <w:t xml:space="preserve">STEPAN: И ещё, мам. Ты всегда говорила: «Не подписывай, если не уверен». Ты в них уверена?</w:t>
+      </w:r>
+    </w:p>
+    <w:p>
+      <w:pPr>
+        <w:pStyle w:val="BodyText"/>
+      </w:pPr>
+      <w:r>
+        <w:t xml:space="preserve">OLGA: Уверена. Больше, чем в немецкой компании, и больше, чем в себе самой восемь лет назад.</w:t>
+      </w:r>
+    </w:p>
+    <w:p>
+      <w:pPr>
+        <w:pStyle w:val="BodyText"/>
+      </w:pPr>
+      <w:r>
+        <w:t xml:space="preserve">STEPAN: Тогда это не залог, а ты просто сообщаешь, где работаешь. Иди спать, мам.</w:t>
+      </w:r>
+    </w:p>
+    <w:p>
+      <w:pPr>
+        <w:pStyle w:val="BodyText"/>
+      </w:pPr>
+      <w:r>
+        <w:t xml:space="preserve">ALEKSEY: Я всё слышал. Он сказал почти то же, что отец Ирины: «Это анкета».</w:t>
+      </w:r>
+    </w:p>
+    <w:p>
+      <w:pPr>
+        <w:pStyle w:val="BodyText"/>
+      </w:pPr>
+      <w:r>
+        <w:t xml:space="preserve">OLGA: Все хорошие отцы и сыновья говорят одно и то же, только разными словами. Дайте мне ручку.</w:t>
+      </w:r>
+    </w:p>
+    <w:p>
+      <w:pPr>
+        <w:pStyle w:val="BodyText"/>
+      </w:pPr>
+      <w:r>
+        <w:t xml:space="preserve">ALEKSEY: Вот, пожалуйста. Ольга Петровна, вы уверены в своём решении?</w:t>
+      </w:r>
+    </w:p>
+    <w:p>
+      <w:pPr>
+        <w:pStyle w:val="BodyText"/>
+      </w:pPr>
+      <w:r>
+        <w:t xml:space="preserve">OLGA: Уверена. Вот, я подписала: три подписи. Голубев будет рад, и Ксения Павловна тоже.</w:t>
+      </w:r>
+    </w:p>
+    <w:p>
+      <w:pPr>
+        <w:pStyle w:val="BodyText"/>
+      </w:pPr>
+      <w:r>
+        <w:t xml:space="preserve">ALEKSEY: Спасибо вам. Я просто не знаю, что ещё можно сказать.</w:t>
+      </w:r>
+    </w:p>
+    <w:p>
+      <w:pPr>
+        <w:pStyle w:val="BodyText"/>
+      </w:pPr>
+      <w:r>
+        <w:t xml:space="preserve">OLGA: Ничего не говорите. Хотя… Нет, одно. Шесть лет — «Ольга Петровна», «Алексей Николаевич», как в суде. Сейчас четыре утра, я старше вас на тринадцать лет и я женщина, поэтому по всем правилам предложить первой можно мне. Давайте на ты.</w:t>
+      </w:r>
+    </w:p>
+    <w:p>
+      <w:pPr>
+        <w:pStyle w:val="BodyText"/>
+      </w:pPr>
+      <w:r>
+        <w:t xml:space="preserve">ALEKSEY: На ты? Правда? Вы серьёзно это предлагаете?</w:t>
+      </w:r>
+    </w:p>
+    <w:p>
+      <w:pPr>
+        <w:pStyle w:val="BodyText"/>
+      </w:pPr>
+      <w:r>
+        <w:t xml:space="preserve">OLGA: Правда. Только этой ночью я поняла одну вещь. Я с вами — не юрист с директором, не подчинённая и не партнёр по договору. Я с вами — на одной лестнице, уже шесть лет. А люди, которые стоят на одной лестнице, говорят друг другу «ты».</w:t>
       </w:r>
     </w:p>
     <w:p>
@@ -1419,7 +1419,7 @@
         <w:pStyle w:val="BodyText"/>
       </w:pPr>
       <w:r>
-        <w:t xml:space="preserve">OLGA: Давай, Лёша. Видишь? Не страшно. Как поручительство. Сначала страшно, потом — просто анкета.</w:t>
+        <w:t xml:space="preserve">OLGA: Давай, Лёша. Видишь, это не страшно. Как с поручительством: сначала страшно, а потом это просто анкета.</w:t>
       </w:r>
     </w:p>
     <w:bookmarkEnd w:id="24"/>
@@ -1437,119 +1437,119 @@
         <w:pStyle w:val="FirstParagraph"/>
       </w:pPr>
       <w:r>
-        <w:t xml:space="preserve">IRINA: Доброе утро. Кофе. Четыре стакана. Вы что, не спали вообще?</w:t>
-      </w:r>
-    </w:p>
-    <w:p>
-      <w:pPr>
-        <w:pStyle w:val="BodyText"/>
-      </w:pPr>
-      <w:r>
-        <w:t xml:space="preserve">ALEKSEY: Поспали. Сорок минут. На стульях. Двадцать шесть пунктов — готово.</w:t>
-      </w:r>
-    </w:p>
-    <w:p>
-      <w:pPr>
-        <w:pStyle w:val="BodyText"/>
-      </w:pPr>
-      <w:r>
-        <w:t xml:space="preserve">IRINA: Двадцать шесть. За ночь. Даже четырнадцатый?</w:t>
-      </w:r>
-    </w:p>
-    <w:p>
-      <w:pPr>
-        <w:pStyle w:val="BodyText"/>
-      </w:pPr>
-      <w:r>
-        <w:t xml:space="preserve">OLGA: Даже четырнадцатый. Сеул прислал в час ночи. С апостилем.</w:t>
-      </w:r>
-    </w:p>
-    <w:p>
-      <w:pPr>
-        <w:pStyle w:val="BodyText"/>
-      </w:pPr>
-      <w:r>
-        <w:t xml:space="preserve">IRINA: А… бумага? Из банка?</w:t>
-      </w:r>
-    </w:p>
-    <w:p>
-      <w:pPr>
-        <w:pStyle w:val="BodyText"/>
-      </w:pPr>
-      <w:r>
-        <w:t xml:space="preserve">OLGA: Подписана. В четыре утра. Лёша, отдай ей.</w:t>
-      </w:r>
-    </w:p>
-    <w:p>
-      <w:pPr>
-        <w:pStyle w:val="BodyText"/>
-      </w:pPr>
-      <w:r>
-        <w:t xml:space="preserve">IRINA: Лёша? Ольга Петровна, вы сказали «Лёша»?</w:t>
-      </w:r>
-    </w:p>
-    <w:p>
-      <w:pPr>
-        <w:pStyle w:val="BodyText"/>
-      </w:pPr>
-      <w:r>
-        <w:t xml:space="preserve">OLGA: Сказала. Мы теперь на ты. С четырёх утра.</w:t>
-      </w:r>
-    </w:p>
-    <w:p>
-      <w:pPr>
-        <w:pStyle w:val="BodyText"/>
-      </w:pPr>
-      <w:r>
-        <w:t xml:space="preserve">IRINA: Шесть лет. Я ждала шесть лет, кто из вас сломается первым. Я ставила на него.</w:t>
-      </w:r>
-    </w:p>
-    <w:p>
-      <w:pPr>
-        <w:pStyle w:val="BodyText"/>
-      </w:pPr>
-      <w:r>
-        <w:t xml:space="preserve">ALEKSEY: Проиграли?</w:t>
-      </w:r>
-    </w:p>
-    <w:p>
-      <w:pPr>
-        <w:pStyle w:val="BodyText"/>
-      </w:pPr>
-      <w:r>
-        <w:t xml:space="preserve">IRINA: Проиграла. Ольга Петровна… Оля, а со мной?</w:t>
-      </w:r>
-    </w:p>
-    <w:p>
-      <w:pPr>
-        <w:pStyle w:val="BodyText"/>
-      </w:pPr>
-      <w:r>
-        <w:t xml:space="preserve">OLGA: С тобой — с прошлого года. Ты просто не заметила. Я говорю тебе «ты», когда ты права.</w:t>
-      </w:r>
-    </w:p>
-    <w:p>
-      <w:pPr>
-        <w:pStyle w:val="BodyText"/>
-      </w:pPr>
-      <w:r>
-        <w:t xml:space="preserve">ZAYTSEV: Доброе утро. Запрос пришёл. Девять ноль-ноль. Двадцать шесть пунктов. Как я говорил.</w:t>
-      </w:r>
-    </w:p>
-    <w:p>
-      <w:pPr>
-        <w:pStyle w:val="BodyText"/>
-      </w:pPr>
-      <w:r>
-        <w:t xml:space="preserve">OLGA: Отправляем в девять ноль одну. Всё готово. Артём, ты выспался?</w:t>
-      </w:r>
-    </w:p>
-    <w:p>
-      <w:pPr>
-        <w:pStyle w:val="BodyText"/>
-      </w:pPr>
-      <w:r>
-        <w:t xml:space="preserve">ZAYTSEV: «Ты»? Ольга Петровна… Что тут было ночью?</w:t>
+        <w:t xml:space="preserve">IRINA: Доброе утро! Я принесла кофе, четыре стакана. Вы что, вообще не спали?</w:t>
+      </w:r>
+    </w:p>
+    <w:p>
+      <w:pPr>
+        <w:pStyle w:val="BodyText"/>
+      </w:pPr>
+      <w:r>
+        <w:t xml:space="preserve">ALEKSEY: Спали, минут сорок, на стульях. Все двадцать шесть пунктов готовы.</w:t>
+      </w:r>
+    </w:p>
+    <w:p>
+      <w:pPr>
+        <w:pStyle w:val="BodyText"/>
+      </w:pPr>
+      <w:r>
+        <w:t xml:space="preserve">IRINA: Двадцать шесть за одну ночь? Даже четырнадцатый пункт?</w:t>
+      </w:r>
+    </w:p>
+    <w:p>
+      <w:pPr>
+        <w:pStyle w:val="BodyText"/>
+      </w:pPr>
+      <w:r>
+        <w:t xml:space="preserve">OLGA: Даже четырнадцатый. Сеул прислал его в час ночи, с апостилем.</w:t>
+      </w:r>
+    </w:p>
+    <w:p>
+      <w:pPr>
+        <w:pStyle w:val="BodyText"/>
+      </w:pPr>
+      <w:r>
+        <w:t xml:space="preserve">IRINA: А… бумага? Та, что из банка?</w:t>
+      </w:r>
+    </w:p>
+    <w:p>
+      <w:pPr>
+        <w:pStyle w:val="BodyText"/>
+      </w:pPr>
+      <w:r>
+        <w:t xml:space="preserve">OLGA: Подписана в четыре утра. Лёша, отдай её Ирине.</w:t>
+      </w:r>
+    </w:p>
+    <w:p>
+      <w:pPr>
+        <w:pStyle w:val="BodyText"/>
+      </w:pPr>
+      <w:r>
+        <w:t xml:space="preserve">IRINA: Лёша? Ольга Петровна, вы сейчас сказали «Лёша»?</w:t>
+      </w:r>
+    </w:p>
+    <w:p>
+      <w:pPr>
+        <w:pStyle w:val="BodyText"/>
+      </w:pPr>
+      <w:r>
+        <w:t xml:space="preserve">OLGA: Сказала. Мы теперь на ты, с четырёх часов утра.</w:t>
+      </w:r>
+    </w:p>
+    <w:p>
+      <w:pPr>
+        <w:pStyle w:val="BodyText"/>
+      </w:pPr>
+      <w:r>
+        <w:t xml:space="preserve">IRINA: Шесть лет я ждала, кто из вас сломается первым, и ставила на него.</w:t>
+      </w:r>
+    </w:p>
+    <w:p>
+      <w:pPr>
+        <w:pStyle w:val="BodyText"/>
+      </w:pPr>
+      <w:r>
+        <w:t xml:space="preserve">ALEKSEY: Значит, вы проиграли, Ирина?</w:t>
+      </w:r>
+    </w:p>
+    <w:p>
+      <w:pPr>
+        <w:pStyle w:val="BodyText"/>
+      </w:pPr>
+      <w:r>
+        <w:t xml:space="preserve">IRINA: Проиграла. Ольга Петровна… То есть Оля, а со мной как?</w:t>
+      </w:r>
+    </w:p>
+    <w:p>
+      <w:pPr>
+        <w:pStyle w:val="BodyText"/>
+      </w:pPr>
+      <w:r>
+        <w:t xml:space="preserve">OLGA: С тобой я на ты с прошлого года, ты просто не заметила. Я говорю тебе «ты», когда ты права, а права ты почти всегда, так что считай, что давно. Просто я делала это тихо, чтобы ты не зазналась.</w:t>
+      </w:r>
+    </w:p>
+    <w:p>
+      <w:pPr>
+        <w:pStyle w:val="BodyText"/>
+      </w:pPr>
+      <w:r>
+        <w:t xml:space="preserve">ZAYTSEV: Доброе утро. Запрос пришёл ровно в девять ноль-ноль, двадцать шесть пунктов, как я и говорил.</w:t>
+      </w:r>
+    </w:p>
+    <w:p>
+      <w:pPr>
+        <w:pStyle w:val="BodyText"/>
+      </w:pPr>
+      <w:r>
+        <w:t xml:space="preserve">OLGA: Отправляем в девять ноль одну, всё готово. Артём, ты выспался?</w:t>
+      </w:r>
+    </w:p>
+    <w:p>
+      <w:pPr>
+        <w:pStyle w:val="BodyText"/>
+      </w:pPr>
+      <w:r>
+        <w:t xml:space="preserve">ZAYTSEV: «Ты»? Ольга Петровна… Что тут вообще было этой ночью?</w:t>
       </w:r>
     </w:p>
     <w:p>
@@ -2642,7 +2642,7 @@
         <w:t xml:space="preserve">“</w:t>
       </w:r>
       <w:r>
-        <w:t xml:space="preserve">Потому что тогда вы бы думали, что я здесь искупаю вину. А я здесь работаю. Это разное. Искупление — для себя. Работа — для пациенток. Мне было важно, чтобы шесть лет вы видели юриста. Не виноватую женщину, которую надо жалеть.</w:t>
+        <w:t xml:space="preserve">Потому что тогда вы бы думали, что я здесь искупаю вину. А я здесь работаю. Это разное. Искупление — для себя. Работа — для пациенток. Мне было важно, чтобы шесть лет вы видели юриста. Не виноватую женщину, которую надо жалеть и от которой надо прятать плохие новости.</w:t>
       </w:r>
       <w:r>
         <w:t xml:space="preserve">”</w:t>
@@ -2874,19 +2874,19 @@
               <w:jc w:val="left"/>
             </w:pPr>
             <w:r>
-              <w:t xml:space="preserve">Не виноватую женщину, которую надо жалеть.</w:t>
-            </w:r>
-          </w:p>
-        </w:tc>
-        <w:tc>
-          <w:tcPr/>
-          <w:p>
-            <w:pPr>
-              <w:pStyle w:val="Compact"/>
-              <w:jc w:val="left"/>
-            </w:pPr>
-            <w:r>
-              <w:t xml:space="preserve">대격 일치 + 관계절</w:t>
+              <w:t xml:space="preserve">Не виноватую женщину, которую надо жалеть и от которой надо прятать…</w:t>
+            </w:r>
+          </w:p>
+        </w:tc>
+        <w:tc>
+          <w:tcPr/>
+          <w:p>
+            <w:pPr>
+              <w:pStyle w:val="Compact"/>
+              <w:jc w:val="left"/>
+            </w:pPr>
+            <w:r>
+              <w:t xml:space="preserve">대격 일치 + 이중 관계절(которую / от которой)</w:t>
             </w:r>
           </w:p>
         </w:tc>
@@ -2910,7 +2910,7 @@
         <w:t xml:space="preserve">“</w:t>
       </w:r>
       <w:r>
-        <w:t xml:space="preserve">Тогда вы бы думали, что… А я… Это разное. … — для… … — для… Мне было важно, чтобы…</w:t>
+        <w:t xml:space="preserve">Тогда вы бы думали, что… А я… Это разное. … — для… … — для… Мне было важно, чтобы… Не…, которую… и от которой…</w:t>
       </w:r>
       <w:r>
         <w:t xml:space="preserve">”</w:t>
@@ -2929,7 +2929,7 @@
         <w:t xml:space="preserve"> </w:t>
       </w:r>
       <w:r>
-        <w:t xml:space="preserve">тогда… бы · это разное · важно, чтобы</w:t>
+        <w:t xml:space="preserve">тогда… бы · это разное · важно, чтобы · от которой надо прятать(~에게서 숨겨야 하는)</w:t>
       </w:r>
       <w:r>
         <w:t xml:space="preserve"> </w:t>
@@ -2945,7 +2945,7 @@
         <w:t xml:space="preserve"> </w:t>
       </w:r>
       <w:r>
-        <w:t xml:space="preserve">오래 숨겨 온 이유를 설명하며 오해를 막는 말을 30~40단어로.</w:t>
+        <w:t xml:space="preserve">오래 숨겨 온 이유를 설명하며 오해를 막는 말을 35~60단어로.</w:t>
       </w:r>
     </w:p>
     <w:bookmarkEnd w:id="30"/>
@@ -3398,119 +3398,119 @@
         <w:pStyle w:val="FirstParagraph"/>
       </w:pPr>
       <w:r>
-        <w:t xml:space="preserve">키릴: 마지막 상자예요. 5년 치 코드. 출력했어요. 1,200페이지. 가도 될까요?</w:t>
-      </w:r>
-    </w:p>
-    <w:p>
-      <w:pPr>
-        <w:pStyle w:val="BodyText"/>
-      </w:pPr>
-      <w:r>
-        <w:t xml:space="preserve">올가: 돼요. 고마워요, 키릴. 가서 자요. 내일은 맑은 머리가 필요해요. 당신 머리가.</w:t>
-      </w:r>
-    </w:p>
-    <w:p>
-      <w:pPr>
-        <w:pStyle w:val="BodyText"/>
-      </w:pPr>
-      <w:r>
-        <w:t xml:space="preserve">이리나: 저도 갈게요. 숫자는 폴더에 있어요. 파란색 — 은행. 초록색 — 창고. 빨간색 — 「미라」.</w:t>
-      </w:r>
-    </w:p>
-    <w:p>
-      <w:pPr>
-        <w:pStyle w:val="BodyText"/>
-      </w:pPr>
-      <w:r>
-        <w:t xml:space="preserve">알렉세이: 안 남으세요?</w:t>
-      </w:r>
-    </w:p>
-    <w:p>
-      <w:pPr>
-        <w:pStyle w:val="BodyText"/>
-      </w:pPr>
-      <w:r>
-        <w:t xml:space="preserve">이리나: 네. 두 사람의 밤은 — 일이에요. 셋이면 — 이미 회의죠. 밤 회의는 싫어요.</w:t>
-      </w:r>
-    </w:p>
-    <w:p>
-      <w:pPr>
-        <w:pStyle w:val="BodyText"/>
-      </w:pPr>
-      <w:r>
-        <w:t xml:space="preserve">자이체프: 저도 마지막으로. 목록이에요. 26개 항목. 요청서는 내일 9시에 와요. 답변은 — 금요일 저녁까지.</w:t>
-      </w:r>
-    </w:p>
-    <w:p>
-      <w:pPr>
-        <w:pStyle w:val="BodyText"/>
-      </w:pPr>
-      <w:r>
-        <w:t xml:space="preserve">올가: 26개. 30개일 줄 알았는데. 좋아요.</w:t>
-      </w:r>
-    </w:p>
-    <w:p>
-      <w:pPr>
-        <w:pStyle w:val="BodyText"/>
-      </w:pPr>
-      <w:r>
-        <w:t xml:space="preserve">자이체프: 올가 페트로브나, 정말 제가 남지 않아도 돼요?</w:t>
-      </w:r>
-    </w:p>
-    <w:p>
-      <w:pPr>
-        <w:pStyle w:val="BodyText"/>
-      </w:pPr>
-      <w:r>
-        <w:t xml:space="preserve">올가: 정말요, 아르툠. 내일 당신이 필요해요. 푹 자고 온. 깐깐한 점검관은 지친 변호사를 좋아하거든요.</w:t>
-      </w:r>
-    </w:p>
-    <w:p>
-      <w:pPr>
-        <w:pStyle w:val="BodyText"/>
-      </w:pPr>
-      <w:r>
-        <w:t xml:space="preserve">자이체프: 그럼 아침에 봬요. 알렉세이 니콜라예비치, 다섯 번째 커피는 못 마시게 하세요.</w:t>
-      </w:r>
-    </w:p>
-    <w:p>
-      <w:pPr>
-        <w:pStyle w:val="BodyText"/>
-      </w:pPr>
-      <w:r>
-        <w:t xml:space="preserve">알렉세이: 노력해 볼게요. 약속은 못 해요.</w:t>
-      </w:r>
-    </w:p>
-    <w:p>
-      <w:pPr>
-        <w:pStyle w:val="BodyText"/>
-      </w:pPr>
-      <w:r>
-        <w:t xml:space="preserve">이리나: 올가 페트로브나… 은행 서류. 가지고 오셨어요?</w:t>
-      </w:r>
-    </w:p>
-    <w:p>
-      <w:pPr>
-        <w:pStyle w:val="BodyText"/>
-      </w:pPr>
-      <w:r>
-        <w:t xml:space="preserve">올가: 가져왔어요. 가방에 있어요. 더 묻지 마요.</w:t>
-      </w:r>
-    </w:p>
-    <w:p>
-      <w:pPr>
-        <w:pStyle w:val="BodyText"/>
-      </w:pPr>
-      <w:r>
-        <w:t xml:space="preserve">이리나: 안 물을게요. 잘 자요. 두 분 다.</w:t>
-      </w:r>
-    </w:p>
-    <w:p>
-      <w:pPr>
-        <w:pStyle w:val="BodyText"/>
-      </w:pPr>
-      <w:r>
-        <w:t xml:space="preserve">알렉세이: 자. 26개 항목. 밤. 시작할까요?</w:t>
+        <w:t xml:space="preserve">키릴: 이게 마지막 상자예요: 5년 치 코드를 출력했는데, 1,200페이지예요. 괜찮으면 집에 갈게요.</w:t>
+      </w:r>
+    </w:p>
+    <w:p>
+      <w:pPr>
+        <w:pStyle w:val="BodyText"/>
+      </w:pPr>
+      <w:r>
+        <w:t xml:space="preserve">올가: 돼요, 키릴, 고마워요. 가서 자요. 내일은 맑은 머리가 필요하거든요, 바로 당신 머리가.</w:t>
+      </w:r>
+    </w:p>
+    <w:p>
+      <w:pPr>
+        <w:pStyle w:val="BodyText"/>
+      </w:pPr>
+      <w:r>
+        <w:t xml:space="preserve">이리나: 저도 갈게요. 숫자는 전부 폴더에 있어요: 파란색은 은행, 초록색은 창고, 빨간색은 「미라」예요.</w:t>
+      </w:r>
+    </w:p>
+    <w:p>
+      <w:pPr>
+        <w:pStyle w:val="BodyText"/>
+      </w:pPr>
+      <w:r>
+        <w:t xml:space="preserve">알렉세이: 이리나, 우리랑 밤새 같이 안 남으세요?</w:t>
+      </w:r>
+    </w:p>
+    <w:p>
+      <w:pPr>
+        <w:pStyle w:val="BodyText"/>
+      </w:pPr>
+      <w:r>
+        <w:t xml:space="preserve">이리나: 네. 두 사람의 밤은 — 일이에요. 셋이면 — 이미 회의죠. 그리고 난 밤 회의를 싫어하니까, 아침에 다 확인할게요.</w:t>
+      </w:r>
+    </w:p>
+    <w:p>
+      <w:pPr>
+        <w:pStyle w:val="BodyText"/>
+      </w:pPr>
+      <w:r>
+        <w:t xml:space="preserve">자이체프: 저도 마지막으로, 26개 항목 목록이에요. 요청서는 내일 9시에 오고, 금요일 저녁까지 답해야 해요. 밤에 아무것도 찾지 않아도 되게 항목을 이리나 폴더별로 나눠 놨고, 점검관들이 보통 추가 질문을 하는 항목엔 표시해 뒀어요.</w:t>
+      </w:r>
+    </w:p>
+    <w:p>
+      <w:pPr>
+        <w:pStyle w:val="BodyText"/>
+      </w:pPr>
+      <w:r>
+        <w:t xml:space="preserve">올가: 26개요? 30개일 줄 알았는데, 그럼 좋네요.</w:t>
+      </w:r>
+    </w:p>
+    <w:p>
+      <w:pPr>
+        <w:pStyle w:val="BodyText"/>
+      </w:pPr>
+      <w:r>
+        <w:t xml:space="preserve">자이체프: 올가 페트로브나, 정말 제가 남아서 돕지 않아도 돼요?</w:t>
+      </w:r>
+    </w:p>
+    <w:p>
+      <w:pPr>
+        <w:pStyle w:val="BodyText"/>
+      </w:pPr>
+      <w:r>
+        <w:t xml:space="preserve">올가: 정말요, 아르툠. 내일 당신이 필요해요, 그것도 푹 쉰 상태로요. 깐깐한 점검관은 지친 변호사를 좋아하거든요.</w:t>
+      </w:r>
+    </w:p>
+    <w:p>
+      <w:pPr>
+        <w:pStyle w:val="BodyText"/>
+      </w:pPr>
+      <w:r>
+        <w:t xml:space="preserve">자이체프: 그럼 아침에 봬요. 알렉세이 니콜라예비치, 다섯 번째 커피는 못 마시게 해 주세요, 꼭 부탁해요.</w:t>
+      </w:r>
+    </w:p>
+    <w:p>
+      <w:pPr>
+        <w:pStyle w:val="BodyText"/>
+      </w:pPr>
+      <w:r>
+        <w:t xml:space="preserve">알렉세이: 노력해 볼게요. 하지만 약속은 못 해요, 어떤 분인지 아시잖아요.</w:t>
+      </w:r>
+    </w:p>
+    <w:p>
+      <w:pPr>
+        <w:pStyle w:val="BodyText"/>
+      </w:pPr>
+      <w:r>
+        <w:t xml:space="preserve">이리나: 올가 페트로브나… 은행 서류는요? 가지고 오셨어요?</w:t>
+      </w:r>
+    </w:p>
+    <w:p>
+      <w:pPr>
+        <w:pStyle w:val="BodyText"/>
+      </w:pPr>
+      <w:r>
+        <w:t xml:space="preserve">올가: 가져왔어요, 가방에 있어요. 그리고 제발 더는 묻지 마요.</w:t>
+      </w:r>
+    </w:p>
+    <w:p>
+      <w:pPr>
+        <w:pStyle w:val="BodyText"/>
+      </w:pPr>
+      <w:r>
+        <w:t xml:space="preserve">이리나: 안 물을게요. 두 분 다 잘 자요, 그리고 행운을 빌어요.</w:t>
+      </w:r>
+    </w:p>
+    <w:p>
+      <w:pPr>
+        <w:pStyle w:val="BodyText"/>
+      </w:pPr>
+      <w:r>
+        <w:t xml:space="preserve">알렉세이: 자, 26개 항목에 밤새 시간이 있네요. 1번부터 시작할까요, 올가 페트로브나?</w:t>
       </w:r>
     </w:p>
     <w:bookmarkEnd w:id="33"/>
@@ -3528,215 +3528,215 @@
         <w:pStyle w:val="FirstParagraph"/>
       </w:pPr>
       <w:r>
-        <w:t xml:space="preserve">올가: 1번. 등록증. 번호는 외우고 있어요. 서류랑 대조해 봐요.</w:t>
-      </w:r>
-    </w:p>
-    <w:p>
-      <w:pPr>
-        <w:pStyle w:val="BodyText"/>
-      </w:pPr>
-      <w:r>
-        <w:t xml:space="preserve">알렉세이: RZN 2024 슬래시… 맞네요. 정말 외우고 계세요?</w:t>
-      </w:r>
-    </w:p>
-    <w:p>
-      <w:pPr>
-        <w:pStyle w:val="BodyText"/>
-      </w:pPr>
-      <w:r>
-        <w:t xml:space="preserve">올가: 우리 것 전부. 번호 열두 개. 잠이 안 올 때 외워요. 양 대신에.</w:t>
-      </w:r>
-    </w:p>
-    <w:p>
-      <w:pPr>
-        <w:pStyle w:val="BodyText"/>
-      </w:pPr>
-      <w:r>
-        <w:t xml:space="preserve">알렉세이: 양 대신에. 한 번도 말씀 안 하셨잖아요.</w:t>
-      </w:r>
-    </w:p>
-    <w:p>
-      <w:pPr>
-        <w:pStyle w:val="BodyText"/>
-      </w:pPr>
-      <w:r>
-        <w:t xml:space="preserve">올가: 한 번도 안 물어봤잖아요. 2번. 세진과의 계약서. 부속 합의서 전부.</w:t>
-      </w:r>
-    </w:p>
-    <w:p>
-      <w:pPr>
-        <w:pStyle w:val="BodyText"/>
-      </w:pPr>
-      <w:r>
-        <w:t xml:space="preserve">알렉세이: 부속 합의서 여덟 개. 첫 번째는 — 제 서명만 있고 선생님 건 없어요. 기억나세요?</w:t>
-      </w:r>
-    </w:p>
-    <w:p>
-      <w:pPr>
-        <w:pStyle w:val="BodyText"/>
-      </w:pPr>
-      <w:r>
-        <w:t xml:space="preserve">올가: 기억나요. 나 없이 서명했죠. 첫 달에. 그때 당신을 거의 죽일 뻔했어요.</w:t>
-      </w:r>
-    </w:p>
-    <w:p>
-      <w:pPr>
-        <w:pStyle w:val="BodyText"/>
-      </w:pPr>
-      <w:r>
-        <w:t xml:space="preserve">알렉세이: 「다시는 안 된다」고 하셨죠. 다시는 안 했어요.</w:t>
-      </w:r>
-    </w:p>
-    <w:p>
-      <w:pPr>
-        <w:pStyle w:val="BodyText"/>
-      </w:pPr>
-      <w:r>
-        <w:t xml:space="preserve">올가: 알아요. 3번. 온도 기록부. 포돌스크. 5년.</w:t>
-      </w:r>
-    </w:p>
-    <w:p>
-      <w:pPr>
-        <w:pStyle w:val="BodyText"/>
-      </w:pPr>
-      <w:r>
-        <w:t xml:space="preserve">알렉세이: 기록부 60권. 포돌스크에선 기도문처럼 써요. 필체가 — 한결같아요.</w:t>
-      </w:r>
-    </w:p>
-    <w:p>
-      <w:pPr>
-        <w:pStyle w:val="BodyText"/>
-      </w:pPr>
-      <w:r>
-        <w:t xml:space="preserve">올가: 좋아요. 점검관들은 한 가지 필체를 좋아해요. 한 사람이라는 뜻이니까. 책임지는 사람.</w:t>
-      </w:r>
-    </w:p>
-    <w:p>
-      <w:pPr>
-        <w:pStyle w:val="BodyText"/>
-      </w:pPr>
-      <w:r>
-        <w:t xml:space="preserve">알렉세이: 포돌스크에서 좋아하겠네요. 거기선 아무도 기록부를 안 읽는다고 생각하거든요.</w:t>
-      </w:r>
-    </w:p>
-    <w:p>
-      <w:pPr>
-        <w:pStyle w:val="BodyText"/>
-      </w:pPr>
-      <w:r>
-        <w:t xml:space="preserve">올가: 읽어요. 5년에 한 번. 하지만 전부 읽어요.</w:t>
-      </w:r>
-    </w:p>
-    <w:p>
-      <w:pPr>
-        <w:pStyle w:val="BodyText"/>
-      </w:pPr>
-      <w:r>
-        <w:t xml:space="preserve">알렉세이: 올가 페트로브나, 다섯 번째 커피예요. 자이체프가 금지했어요.</w:t>
-      </w:r>
-    </w:p>
-    <w:p>
-      <w:pPr>
-        <w:pStyle w:val="BodyText"/>
-      </w:pPr>
-      <w:r>
-        <w:t xml:space="preserve">올가: 네 번째예요. 잘못 세셨어요. 9번. 클리닉 면허. 하나도 빠짐없이.</w:t>
-      </w:r>
-    </w:p>
-    <w:p>
-      <w:pPr>
-        <w:pStyle w:val="BodyText"/>
-      </w:pPr>
-      <w:r>
-        <w:t xml:space="preserve">알렉세이: 키릴이 표를 만들었어요. 기한별로. 빨간색 — 한 달 안에 만료. 빨간 게 — 셋.</w:t>
-      </w:r>
-    </w:p>
-    <w:p>
-      <w:pPr>
-        <w:pStyle w:val="BodyText"/>
-      </w:pPr>
-      <w:r>
-        <w:t xml:space="preserve">올가: 셋. 좋아요. 0이 아니면 — 정직한 거예요. 0이면 — 수상하고요.</w:t>
-      </w:r>
-    </w:p>
-    <w:p>
-      <w:pPr>
-        <w:pStyle w:val="BodyText"/>
-      </w:pPr>
-      <w:r>
-        <w:t xml:space="preserve">알렉세이: 왜 0이 수상해요?</w:t>
-      </w:r>
-    </w:p>
-    <w:p>
-      <w:pPr>
-        <w:pStyle w:val="BodyText"/>
-      </w:pPr>
-      <w:r>
-        <w:t xml:space="preserve">올가: 현실에 0은 없어요. 표에 0이면 — 점검관 보라고 그린 거예요.</w:t>
-      </w:r>
-    </w:p>
-    <w:p>
-      <w:pPr>
-        <w:pStyle w:val="BodyText"/>
-      </w:pPr>
-      <w:r>
-        <w:t xml:space="preserve">알렉세이: 14번. 주사 바늘 등록증. 잠깐만요. 없어요.</w:t>
-      </w:r>
-    </w:p>
-    <w:p>
-      <w:pPr>
-        <w:pStyle w:val="BodyText"/>
-      </w:pPr>
-      <w:r>
-        <w:t xml:space="preserve">올가: 없다니요? 있어야 해요. 별도 서류예요. 2027년. 갱신.</w:t>
-      </w:r>
-    </w:p>
-    <w:p>
-      <w:pPr>
-        <w:pStyle w:val="BodyText"/>
-      </w:pPr>
-      <w:r>
-        <w:t xml:space="preserve">알렉세이: 옛날 건 있어요. 갱신본이 — 없어요. 폴더가 — 비었어요.</w:t>
-      </w:r>
-    </w:p>
-    <w:p>
-      <w:pPr>
-        <w:pStyle w:val="BodyText"/>
-      </w:pPr>
-      <w:r>
-        <w:t xml:space="preserve">올가: 당황하지 마요. 갱신은 했어요. 내가 봤어요. 그러니까 서울에 있어요. 한지수 씨한테.</w:t>
-      </w:r>
-    </w:p>
-    <w:p>
-      <w:pPr>
-        <w:pStyle w:val="BodyText"/>
-      </w:pPr>
-      <w:r>
-        <w:t xml:space="preserve">알렉세이: 지금 새벽 1시예요. 서울은 — 아침 7시. 도윤은 6시에 일어나요.</w:t>
-      </w:r>
-    </w:p>
-    <w:p>
-      <w:pPr>
-        <w:pStyle w:val="BodyText"/>
-      </w:pPr>
-      <w:r>
-        <w:t xml:space="preserve">올가: 전화해요. 무례한 게 아니에요. 점검이에요.</w:t>
-      </w:r>
-    </w:p>
-    <w:p>
-      <w:pPr>
-        <w:pStyle w:val="BodyText"/>
-      </w:pPr>
-      <w:r>
-        <w:t xml:space="preserve">도윤: 료샤? 아침 7시야. 무슨 일이야? 또 글레브야?</w:t>
-      </w:r>
-    </w:p>
-    <w:p>
-      <w:pPr>
-        <w:pStyle w:val="BodyText"/>
-      </w:pPr>
-      <w:r>
-        <w:t xml:space="preserve">알렉세이: 아니. 점검이야. 바늘 등록증 갱신본이 필요해. 2027년. 우리한텐 사본이 없어.</w:t>
+        <w:t xml:space="preserve">올가: 1번, 등록증이에요. 번호는 내가 외우고 있으니까, 당신은 서류랑 대조해 봐요.</w:t>
+      </w:r>
+    </w:p>
+    <w:p>
+      <w:pPr>
+        <w:pStyle w:val="BodyText"/>
+      </w:pPr>
+      <w:r>
+        <w:t xml:space="preserve">알렉세이: RZN 2024 슬래시… 맞네요. 정말 그걸 외우고 계세요?</w:t>
+      </w:r>
+    </w:p>
+    <w:p>
+      <w:pPr>
+        <w:pStyle w:val="BodyText"/>
+      </w:pPr>
+      <w:r>
+        <w:t xml:space="preserve">올가: 우리 것 전부, 번호 열두 개 다요. 잠이 안 올 때 양 대신 외워요.</w:t>
+      </w:r>
+    </w:p>
+    <w:p>
+      <w:pPr>
+        <w:pStyle w:val="BodyText"/>
+      </w:pPr>
+      <w:r>
+        <w:t xml:space="preserve">알렉세이: 양 대신이라니… 한 번도 그런 말씀 안 하셨잖아요.</w:t>
+      </w:r>
+    </w:p>
+    <w:p>
+      <w:pPr>
+        <w:pStyle w:val="BodyText"/>
+      </w:pPr>
+      <w:r>
+        <w:t xml:space="preserve">올가: 당신이 한 번도 안 물어봤잖아요. 2번, 세진과의 계약서와 부속 합의서 전부.</w:t>
+      </w:r>
+    </w:p>
+    <w:p>
+      <w:pPr>
+        <w:pStyle w:val="BodyText"/>
+      </w:pPr>
+      <w:r>
+        <w:t xml:space="preserve">알렉세이: 부속 합의서가 여덟 개인데, 첫 번째는 제 서명만 있고 선생님 건 없어요. 기억나세요?</w:t>
+      </w:r>
+    </w:p>
+    <w:p>
+      <w:pPr>
+        <w:pStyle w:val="BodyText"/>
+      </w:pPr>
+      <w:r>
+        <w:t xml:space="preserve">올가: 기억나요. 첫 달에 나 없이 서명했죠. 그때 당신을 거의 죽일 뻔했어요.</w:t>
+      </w:r>
+    </w:p>
+    <w:p>
+      <w:pPr>
+        <w:pStyle w:val="BodyText"/>
+      </w:pPr>
+      <w:r>
+        <w:t xml:space="preserve">알렉세이: 「다시는 안 된다」고 하셨죠. 그리고 다시는 그런 적 없어요.</w:t>
+      </w:r>
+    </w:p>
+    <w:p>
+      <w:pPr>
+        <w:pStyle w:val="BodyText"/>
+      </w:pPr>
+      <w:r>
+        <w:t xml:space="preserve">올가: 알아요. 3번, 포돌스크의 5년 치 온도 기록부.</w:t>
+      </w:r>
+    </w:p>
+    <w:p>
+      <w:pPr>
+        <w:pStyle w:val="BodyText"/>
+      </w:pPr>
+      <w:r>
+        <w:t xml:space="preserve">알렉세이: 기록부 60권이에요. 포돌스크에선 기도문처럼 쓰고, 필체가 어디나 한결같아요.</w:t>
+      </w:r>
+    </w:p>
+    <w:p>
+      <w:pPr>
+        <w:pStyle w:val="BodyText"/>
+      </w:pPr>
+      <w:r>
+        <w:t xml:space="preserve">올가: 좋아요. 점검관들은 한 가지 필체를 좋아해요, 한 사람이 책임진다는 뜻이니까요.</w:t>
+      </w:r>
+    </w:p>
+    <w:p>
+      <w:pPr>
+        <w:pStyle w:val="BodyText"/>
+      </w:pPr>
+      <w:r>
+        <w:t xml:space="preserve">알렉세이: 포돌스크에서 들으면 기뻐하겠네요. 거기선 아무도 기록부를 안 읽는다고 생각하거든요.</w:t>
+      </w:r>
+    </w:p>
+    <w:p>
+      <w:pPr>
+        <w:pStyle w:val="BodyText"/>
+      </w:pPr>
+      <w:r>
+        <w:t xml:space="preserve">올가: 읽어요. 5년에 한 번이지만, 마지막 줄까지 전부 읽어요.</w:t>
+      </w:r>
+    </w:p>
+    <w:p>
+      <w:pPr>
+        <w:pStyle w:val="BodyText"/>
+      </w:pPr>
+      <w:r>
+        <w:t xml:space="preserve">알렉세이: 올가 페트로브나, 벌써 다섯 번째 커피예요. 자이체프가 금지했잖아요.</w:t>
+      </w:r>
+    </w:p>
+    <w:p>
+      <w:pPr>
+        <w:pStyle w:val="BodyText"/>
+      </w:pPr>
+      <w:r>
+        <w:t xml:space="preserve">올가: 네 번째예요, 잘못 세셨어요. 9번, 클리닉 면허, 하나도 빠짐없이.</w:t>
+      </w:r>
+    </w:p>
+    <w:p>
+      <w:pPr>
+        <w:pStyle w:val="BodyText"/>
+      </w:pPr>
+      <w:r>
+        <w:t xml:space="preserve">알렉세이: 키릴이 기한별로 표를 만들었어요. 한 달 안에 만료되는 건 빨간색인데, 빨간 게 셋이에요.</w:t>
+      </w:r>
+    </w:p>
+    <w:p>
+      <w:pPr>
+        <w:pStyle w:val="BodyText"/>
+      </w:pPr>
+      <w:r>
+        <w:t xml:space="preserve">올가: 셋이면 좋아요. 0이 아니면 정직한 거고, 0이면 수상한 거예요.</w:t>
+      </w:r>
+    </w:p>
+    <w:p>
+      <w:pPr>
+        <w:pStyle w:val="BodyText"/>
+      </w:pPr>
+      <w:r>
+        <w:t xml:space="preserve">알렉세이: 왜 0이 수상해요? 저는 반대인 줄 알았어요.</w:t>
+      </w:r>
+    </w:p>
+    <w:p>
+      <w:pPr>
+        <w:pStyle w:val="BodyText"/>
+      </w:pPr>
+      <w:r>
+        <w:t xml:space="preserve">올가: 현실에 0은 없으니까요. 표에 0이 있으면 점검관 보라고 그린 거예요.</w:t>
+      </w:r>
+    </w:p>
+    <w:p>
+      <w:pPr>
+        <w:pStyle w:val="BodyText"/>
+      </w:pPr>
+      <w:r>
+        <w:t xml:space="preserve">알렉세이: 14번, 주사 바늘 등록증. 잠깐만요… 여기 없어요.</w:t>
+      </w:r>
+    </w:p>
+    <w:p>
+      <w:pPr>
+        <w:pStyle w:val="BodyText"/>
+      </w:pPr>
+      <w:r>
+        <w:t xml:space="preserve">올가: 없다니요? 있어야 해요: 별도 서류, 2027년 갱신본이요.</w:t>
+      </w:r>
+    </w:p>
+    <w:p>
+      <w:pPr>
+        <w:pStyle w:val="BodyText"/>
+      </w:pPr>
+      <w:r>
+        <w:t xml:space="preserve">알렉세이: 옛날 등록증은 있는데 갱신본이 없어요, 폴더가 비었어요.</w:t>
+      </w:r>
+    </w:p>
+    <w:p>
+      <w:pPr>
+        <w:pStyle w:val="BodyText"/>
+      </w:pPr>
+      <w:r>
+        <w:t xml:space="preserve">올가: 당황하지 마요. 갱신은 했어요, 내 눈으로 봤어요. 그러니까 서울, 한지수 씨한테 있어요.</w:t>
+      </w:r>
+    </w:p>
+    <w:p>
+      <w:pPr>
+        <w:pStyle w:val="BodyText"/>
+      </w:pPr>
+      <w:r>
+        <w:t xml:space="preserve">알렉세이: 지금 새벽 1시니까 서울은 아침 7시고, 도윤은 6시에 일어나요.</w:t>
+      </w:r>
+    </w:p>
+    <w:p>
+      <w:pPr>
+        <w:pStyle w:val="BodyText"/>
+      </w:pPr>
+      <w:r>
+        <w:t xml:space="preserve">올가: 그럼 전화해요. 무례한 게 아니에요. 점검이에요.</w:t>
+      </w:r>
+    </w:p>
+    <w:p>
+      <w:pPr>
+        <w:pStyle w:val="BodyText"/>
+      </w:pPr>
+      <w:r>
+        <w:t xml:space="preserve">도윤: 료샤? 여긴 아침 7시야. 무슨 일이야? 설마 또 글레브야?</w:t>
+      </w:r>
+    </w:p>
+    <w:p>
+      <w:pPr>
+        <w:pStyle w:val="BodyText"/>
+      </w:pPr>
+      <w:r>
+        <w:t xml:space="preserve">알렉세이: 아니, 점검이야. 2027년 바늘 등록증 갱신본이 필요한데, 우리한텐 사본이 없어.</w:t>
       </w:r>
     </w:p>
     <w:p>
@@ -3752,7 +3752,7 @@
         <w:pStyle w:val="BodyText"/>
       </w:pPr>
       <w:r>
-        <w:t xml:space="preserve">올가: 아포스티유까지 있으면 좋겠어요. 공증 번역은 아침에 할게요.</w:t>
+        <w:t xml:space="preserve">올가: 가능하면 아포스티유까지요. 공증 번역은 아침에 할게요.</w:t>
       </w:r>
     </w:p>
     <w:p>
@@ -3768,39 +3768,39 @@
         <w:pStyle w:val="BodyText"/>
       </w:pPr>
       <w:r>
-        <w:t xml:space="preserve">올가: 안 자요, 도윤. 14번이에요. 그게 없으면 — 15번을 시작 못 해요.</w:t>
-      </w:r>
-    </w:p>
-    <w:p>
-      <w:pPr>
-        <w:pStyle w:val="BodyText"/>
-      </w:pPr>
-      <w:r>
-        <w:t xml:space="preserve">도윤: 대표님이 그러셔: 러시아 변호사는 밤에 일하고, 한국 변호사는 아침에. 합치면 — 24시간.</w:t>
-      </w:r>
-    </w:p>
-    <w:p>
-      <w:pPr>
-        <w:pStyle w:val="BodyText"/>
-      </w:pPr>
-      <w:r>
-        <w:t xml:space="preserve">알렉세이: 전해 드려: 농담 아니라고. 시스템이라고.</w:t>
-      </w:r>
-    </w:p>
-    <w:p>
-      <w:pPr>
-        <w:pStyle w:val="BodyText"/>
-      </w:pPr>
-      <w:r>
-        <w:t xml:space="preserve">도윤: 전할게. 웃으실 거야. 8시 전엔 잘 안 웃으시는데.</w:t>
-      </w:r>
-    </w:p>
-    <w:p>
-      <w:pPr>
-        <w:pStyle w:val="BodyText"/>
-      </w:pPr>
-      <w:r>
-        <w:t xml:space="preserve">올가: 20분. 그럼 휴식이에요. 20분. 오늘 밤 처음.</w:t>
+        <w:t xml:space="preserve">올가: 안 자요, 도윤. 14번인데, 이게 없으면 15번을 시작 못 해요.</w:t>
+      </w:r>
+    </w:p>
+    <w:p>
+      <w:pPr>
+        <w:pStyle w:val="BodyText"/>
+      </w:pPr>
+      <w:r>
+        <w:t xml:space="preserve">도윤: 대표님이 러시아 변호사는 밤에, 한국 변호사는 아침에 일하니까 합치면 24시간이래.</w:t>
+      </w:r>
+    </w:p>
+    <w:p>
+      <w:pPr>
+        <w:pStyle w:val="BodyText"/>
+      </w:pPr>
+      <w:r>
+        <w:t xml:space="preserve">알렉세이: 농담이 아니라 작동하는 시스템이라고 전해 드려.</w:t>
+      </w:r>
+    </w:p>
+    <w:p>
+      <w:pPr>
+        <w:pStyle w:val="BodyText"/>
+      </w:pPr>
+      <w:r>
+        <w:t xml:space="preserve">도윤: 전할게. 웃으실 거야, 8시 전엔 웃는 일이 아주 드물지만.</w:t>
+      </w:r>
+    </w:p>
+    <w:p>
+      <w:pPr>
+        <w:pStyle w:val="BodyText"/>
+      </w:pPr>
+      <w:r>
+        <w:t xml:space="preserve">올가: 20분이면 휴식이네요, 오늘 밤 처음으로.</w:t>
       </w:r>
     </w:p>
     <w:bookmarkEnd w:id="34"/>
@@ -3818,239 +3818,239 @@
         <w:pStyle w:val="FirstParagraph"/>
       </w:pPr>
       <w:r>
-        <w:t xml:space="preserve">알렉세이: 스캔 왔어요. 아포스티유까지. 한지수 씨가 덧붙였어요: 「행운을 빌어요. 주무시지 마세요」.</w:t>
-      </w:r>
-    </w:p>
-    <w:p>
-      <w:pPr>
-        <w:pStyle w:val="BodyText"/>
-      </w:pPr>
-      <w:r>
-        <w:t xml:space="preserve">올가: 좋아요. 14번 — 끝. 열둘 남았어요. 알렉세이… 약속한 말을 해도 될까요?</w:t>
-      </w:r>
-    </w:p>
-    <w:p>
-      <w:pPr>
-        <w:pStyle w:val="BodyText"/>
-      </w:pPr>
-      <w:r>
-        <w:t xml:space="preserve">알렉세이: 돼요. 월요일부터 기다렸어요.</w:t>
-      </w:r>
-    </w:p>
-    <w:p>
-      <w:pPr>
-        <w:pStyle w:val="BodyText"/>
-      </w:pPr>
-      <w:r>
-        <w:t xml:space="preserve">올가: 내가 20년 동안 독일 회사에서 일한 거 알죠. 등록. 변호사. 왜 그만뒀는지 알아요?</w:t>
-      </w:r>
-    </w:p>
-    <w:p>
-      <w:pPr>
-        <w:pStyle w:val="BodyText"/>
-      </w:pPr>
-      <w:r>
-        <w:t xml:space="preserve">알렉세이: 지쳤다고 하셨죠. 작은 회사를 원하셨다고.</w:t>
-      </w:r>
-    </w:p>
-    <w:p>
-      <w:pPr>
-        <w:pStyle w:val="BodyText"/>
-      </w:pPr>
-      <w:r>
-        <w:t xml:space="preserve">올가: 거짓말이에요. 모두에게 그렇게 말했어요. 처음 2년은 나 자신에게도. 진실은 달라요. 퇴사 1년 전, 젤 한 로트가 있었어요. 정기 분석에서 엔도톡신이 나왔어요. 기준 초과. 약간. 경계선. 10년에 한 번 있을 일이죠.</w:t>
-      </w:r>
-    </w:p>
-    <w:p>
-      <w:pPr>
-        <w:pStyle w:val="BodyText"/>
-      </w:pPr>
-      <w:r>
-        <w:t xml:space="preserve">알렉세이: 그래서 어떻게 하셨어요?</w:t>
-      </w:r>
-    </w:p>
-    <w:p>
-      <w:pPr>
-        <w:pStyle w:val="BodyText"/>
-      </w:pPr>
-      <w:r>
-        <w:t xml:space="preserve">올가: 메모를 썼어요. 로트 회수. 대표가 읽었어요. 말했죠: 「재분석 결과를 기다립시다. 3개월이에요. 호들갑 떨 필요 없어요」.</w:t>
-      </w:r>
-    </w:p>
-    <w:p>
-      <w:pPr>
-        <w:pStyle w:val="BodyText"/>
-      </w:pPr>
-      <w:r>
-        <w:t xml:space="preserve">알렉세이: 그래서 기다리셨어요?</w:t>
-      </w:r>
-    </w:p>
-    <w:p>
-      <w:pPr>
-        <w:pStyle w:val="BodyText"/>
-      </w:pPr>
-      <w:r>
-        <w:t xml:space="preserve">올가: 기다렸어요. 3개월. 난 표준이었어요. 표준 회사의 표준 변호사, 표준 계약서에 표준 주택 대출. 대표가 말하면 — 했어요. 메모는 폴더에 넣었어요. 폴더는 — 캐비닛에. 3개월 동안 그 로트는 팔렸어요. 전부.</w:t>
-      </w:r>
-    </w:p>
-    <w:p>
-      <w:pPr>
-        <w:pStyle w:val="BodyText"/>
-      </w:pPr>
-      <w:r>
-        <w:t xml:space="preserve">알렉세이: 직접 로스즈드라브나드조르에 갈 수도 있었잖아요.</w:t>
-      </w:r>
-    </w:p>
-    <w:p>
-      <w:pPr>
-        <w:pStyle w:val="BodyText"/>
-      </w:pPr>
-      <w:r>
-        <w:t xml:space="preserve">올가: 그럴 수 있었죠. 안 갔어요. 직장을 잃을까 봐. 십대 아들, 주택 대출, 혼자. 표준적인 이유들.</w:t>
-      </w:r>
-    </w:p>
-    <w:p>
-      <w:pPr>
-        <w:pStyle w:val="BodyText"/>
-      </w:pPr>
-      <w:r>
-        <w:t xml:space="preserve">알렉세이: 몇 명이었어요?</w:t>
-      </w:r>
-    </w:p>
-    <w:p>
-      <w:pPr>
-        <w:pStyle w:val="BodyText"/>
-      </w:pPr>
-      <w:r>
-        <w:t xml:space="preserve">올가: 여자 서른두 명. 나중에 로트 번호로 전부 찾았어요. 스물아홉은 — 괜찮았어요. 셋은 — 염증. 한 명은 — 괴사. 작았어요. 입술에. 이름은 라리사. 초등학교 교사. 서른여덟 살. 재분석은, 덧붙이자면, 첫 분석을 확인했어요.</w:t>
-      </w:r>
-    </w:p>
-    <w:p>
-      <w:pPr>
-        <w:pStyle w:val="BodyText"/>
-      </w:pPr>
-      <w:r>
-        <w:t xml:space="preserve">알렉세이: 그분을 만나셨어요?</w:t>
-      </w:r>
-    </w:p>
-    <w:p>
-      <w:pPr>
-        <w:pStyle w:val="BodyText"/>
-      </w:pPr>
-      <w:r>
-        <w:t xml:space="preserve">올가: 만났어요. 직접 갔어요. 대표 없이. 변호사 없이. 사라토프로. 문을 열고 날 보더니 말했어요: 「변호사죠. 회사를 변호하러 왔나요?」 난: 「아니요. 사과하러 왔어요」. 집에 들이지 않았어요. 계단에서 얘기했어요. 40분.</w:t>
-      </w:r>
-    </w:p>
-    <w:p>
-      <w:pPr>
-        <w:pStyle w:val="BodyText"/>
-      </w:pPr>
-      <w:r>
-        <w:t xml:space="preserve">알렉세이: 뭐라고 하셨어요?</w:t>
-      </w:r>
-    </w:p>
-    <w:p>
-      <w:pPr>
-        <w:pStyle w:val="BodyText"/>
-      </w:pPr>
-      <w:r>
-        <w:t xml:space="preserve">올가: 그녀가 말했어요: 「당신 사과는 필요 없어요. 다음 사람이 이 계단에 서지 않게 하세요」. 그리고 문을 닫았어요. 난 10분쯤 더 서 있었어요. 그러고는 역으로 갔어요. 1년 뒤 회사를 그만뒀어요. 그리고 당신이 왔죠. 할머니의 판지를 들고.</w:t>
-      </w:r>
-    </w:p>
-    <w:p>
-      <w:pPr>
-        <w:pStyle w:val="BodyText"/>
-      </w:pPr>
-      <w:r>
-        <w:t xml:space="preserve">알렉세이: 그래서 — 「채널은 대표가 읽지 않는다」.</w:t>
-      </w:r>
-    </w:p>
-    <w:p>
-      <w:pPr>
-        <w:pStyle w:val="BodyText"/>
-      </w:pPr>
-      <w:r>
-        <w:t xml:space="preserve">올가: 그래서요. 그래서 — 「점검 개시 시」를 세 번 읽었어요. 그래서 — 글레브, 그리고 아무도 손대지 않은 상자. 그래서 재분석 냄새가 나면 잠을 못 자요. 누가 「기다립시다」라고 할 때마다, 난 다시 그 계단에 서 있어요.</w:t>
-      </w:r>
-    </w:p>
-    <w:p>
-      <w:pPr>
-        <w:pStyle w:val="BodyText"/>
-      </w:pPr>
-      <w:r>
-        <w:t xml:space="preserve">알렉세이: 올가 페트로브나, 왜 한 번도 말씀 안 하셨어요?</w:t>
-      </w:r>
-    </w:p>
-    <w:p>
-      <w:pPr>
-        <w:pStyle w:val="BodyText"/>
-      </w:pPr>
-      <w:r>
-        <w:t xml:space="preserve">올가: 그랬으면 내가 여기서 속죄한다고 생각했을 테니까요. 난 여기서 일해요. 그건 달라요. 속죄는 — 나를 위한 거예요. 일은 — 환자들을 위한 거고요. 6년 동안 당신이 변호사를 보길 바랐어요. 불쌍히 여겨야 할 죄 지은 여자가 아니라.</w:t>
-      </w:r>
-    </w:p>
-    <w:p>
-      <w:pPr>
-        <w:pStyle w:val="BodyText"/>
-      </w:pPr>
-      <w:r>
-        <w:t xml:space="preserve">알렉세이: 변호사를 봐요. 6년 동안. 제가 아는 최고의 변호사.</w:t>
-      </w:r>
-    </w:p>
-    <w:p>
-      <w:pPr>
-        <w:pStyle w:val="BodyText"/>
-      </w:pPr>
-      <w:r>
-        <w:t xml:space="preserve">올가: 알아요. 그래서 이제는 돼요. 이제 당신은 헷갈리지 않을 테니까.</w:t>
-      </w:r>
-    </w:p>
-    <w:p>
-      <w:pPr>
-        <w:pStyle w:val="BodyText"/>
-      </w:pPr>
-      <w:r>
-        <w:t xml:space="preserve">알렉세이: 라리사는요? 지금 어디 있는지 아세요?</w:t>
-      </w:r>
-    </w:p>
-    <w:p>
-      <w:pPr>
-        <w:pStyle w:val="BodyText"/>
-      </w:pPr>
-      <w:r>
-        <w:t xml:space="preserve">올가: 알아요. 해마다 9월, 9월 1일에 맞춰 엽서를 써요. 서명 없이. 그냥: 「가르쳐 줘서 고맙습니다」. 답장은 없어요. 7년 동안 한 번도. 하지만 엽서가 돌아오지 않아요. 그러니까 받는 거예요. 그러니까 아직 거기 있는 거고. 읽는 거고.</w:t>
-      </w:r>
-    </w:p>
-    <w:p>
-      <w:pPr>
-        <w:pStyle w:val="BodyText"/>
-      </w:pPr>
-      <w:r>
-        <w:t xml:space="preserve">알렉세이: 이리나의 카드처럼요. 85장.</w:t>
-      </w:r>
-    </w:p>
-    <w:p>
-      <w:pPr>
-        <w:pStyle w:val="BodyText"/>
-      </w:pPr>
-      <w:r>
-        <w:t xml:space="preserve">올가: 이리나는 — 85장. 나는 — 한 장. 하지만 한 장도 — 카드예요.</w:t>
-      </w:r>
-    </w:p>
-    <w:p>
-      <w:pPr>
-        <w:pStyle w:val="BodyText"/>
-      </w:pPr>
-      <w:r>
-        <w:t xml:space="preserve">알렉세이: 올가 페트로브나, 말씀해 주셔서 고마워요. 하필 오늘.</w:t>
-      </w:r>
-    </w:p>
-    <w:p>
-      <w:pPr>
-        <w:pStyle w:val="BodyText"/>
-      </w:pPr>
-      <w:r>
-        <w:t xml:space="preserve">올가: 고마워하지 마요. 일해요. 15번. 열둘 남았어요.</w:t>
+        <w:t xml:space="preserve">알렉세이: 스캔 왔어요, 아포스티유까지요. 한지수 씨가 덧붙였어요: 「행운을 빌어요. 주무시지 마세요」.</w:t>
+      </w:r>
+    </w:p>
+    <w:p>
+      <w:pPr>
+        <w:pStyle w:val="BodyText"/>
+      </w:pPr>
+      <w:r>
+        <w:t xml:space="preserve">올가: 좋아요, 14번 끝났고 열둘 남았어요. 알렉세이… 약속한 말을 해도 될까요?</w:t>
+      </w:r>
+    </w:p>
+    <w:p>
+      <w:pPr>
+        <w:pStyle w:val="BodyText"/>
+      </w:pPr>
+      <w:r>
+        <w:t xml:space="preserve">알렉세이: 물론이죠. 월요일부터 계속 기다렸어요.</w:t>
+      </w:r>
+    </w:p>
+    <w:p>
+      <w:pPr>
+        <w:pStyle w:val="BodyText"/>
+      </w:pPr>
+      <w:r>
+        <w:t xml:space="preserve">올가: 내가 20년 동안 독일 회사에서 등록 담당 변호사로 일한 건 알죠. 왜 그만뒀는지는 알아요?</w:t>
+      </w:r>
+    </w:p>
+    <w:p>
+      <w:pPr>
+        <w:pStyle w:val="BodyText"/>
+      </w:pPr>
+      <w:r>
+        <w:t xml:space="preserve">알렉세이: 지쳐서 작은 회사에서 일하고 싶었다고 하셨잖아요.</w:t>
+      </w:r>
+    </w:p>
+    <w:p>
+      <w:pPr>
+        <w:pStyle w:val="BodyText"/>
+      </w:pPr>
+      <w:r>
+        <w:t xml:space="preserve">올가: 거짓말이에요. 모두에게, 처음 2년은 나 자신에게도 그렇게 말했어요. 진실은 달라요. 퇴사 1년 전에 젤 한 로트가 있었는데, 정기 분석에서 엔도톡신이 기준을 넘었어요. 약간, 경계선이었죠. 10년에 한 번 있을 일인데, 그때 일어났어요.</w:t>
+      </w:r>
+    </w:p>
+    <w:p>
+      <w:pPr>
+        <w:pStyle w:val="BodyText"/>
+      </w:pPr>
+      <w:r>
+        <w:t xml:space="preserve">알렉세이: 그래서 그때 어떻게 하셨어요?</w:t>
+      </w:r>
+    </w:p>
+    <w:p>
+      <w:pPr>
+        <w:pStyle w:val="BodyText"/>
+      </w:pPr>
+      <w:r>
+        <w:t xml:space="preserve">올가: 로트 회수 메모를 썼어요. 대표가 읽고 말했죠: 「재분석 결과를 기다립시다. 3개월이에요. 호들갑 떨 필요 없어요」. 그리고 난 그 말대로 했어요. 속으로는 이건 틀렸다고, 하루도 기다리면 안 된다고 외치고 있었는데도요.</w:t>
+      </w:r>
+    </w:p>
+    <w:p>
+      <w:pPr>
+        <w:pStyle w:val="BodyText"/>
+      </w:pPr>
+      <w:r>
+        <w:t xml:space="preserve">알렉세이: 그래서 3개월을 전부 기다리셨어요?</w:t>
+      </w:r>
+    </w:p>
+    <w:p>
+      <w:pPr>
+        <w:pStyle w:val="BodyText"/>
+      </w:pPr>
+      <w:r>
+        <w:t xml:space="preserve">올가: 기다렸어요. 난 표준이었어요: 표준 회사의 표준 변호사, 표준 계약서에 표준 주택 대출. 대표가 말하면 했어요. 메모는 폴더에, 폴더는 캐비닛에 넣었어요. 그리고 그 3개월 동안 그 로트는 통째로 팔렸어요.</w:t>
+      </w:r>
+    </w:p>
+    <w:p>
+      <w:pPr>
+        <w:pStyle w:val="BodyText"/>
+      </w:pPr>
+      <w:r>
+        <w:t xml:space="preserve">알렉세이: 하지만 직접 로스즈드라브나드조르에 갈 수도 있었잖아요.</w:t>
+      </w:r>
+    </w:p>
+    <w:p>
+      <w:pPr>
+        <w:pStyle w:val="BodyText"/>
+      </w:pPr>
+      <w:r>
+        <w:t xml:space="preserve">올가: 그럴 수 있었지만 안 갔어요. 직장을 잃을까 봐 두려웠거든요: 십대 아들, 주택 대출, 그리고 혼자. 표준적인 이유들이죠.</w:t>
+      </w:r>
+    </w:p>
+    <w:p>
+      <w:pPr>
+        <w:pStyle w:val="BodyText"/>
+      </w:pPr>
+      <w:r>
+        <w:t xml:space="preserve">알렉세이: 환자는 몇 명이었어요, 올가 페트로브나?</w:t>
+      </w:r>
+    </w:p>
+    <w:p>
+      <w:pPr>
+        <w:pStyle w:val="BodyText"/>
+      </w:pPr>
+      <w:r>
+        <w:t xml:space="preserve">올가: 여자 서른두 명이요, 나중에 로트 번호로 전부 찾았어요. 스물아홉은 괜찮았고, 셋은 염증, 한 명은 괴사였어요, 작게, 입술에. 이름은 라리사, 서른여덟 살 초등학교 교사였어요. 재분석은, 덧붙이자면, 첫 분석을 확인했어요.</w:t>
+      </w:r>
+    </w:p>
+    <w:p>
+      <w:pPr>
+        <w:pStyle w:val="BodyText"/>
+      </w:pPr>
+      <w:r>
+        <w:t xml:space="preserve">알렉세이: 그분을 만나셨어요? 직접요?</w:t>
+      </w:r>
+    </w:p>
+    <w:p>
+      <w:pPr>
+        <w:pStyle w:val="BodyText"/>
+      </w:pPr>
+      <w:r>
+        <w:t xml:space="preserve">올가: 만났어요. 대표도 변호사도 없이 혼자 사라토프로 갔어요. 그녀가 문을 열고 날 보더니 물었어요: 「변호사죠. 회사를 변호하러 왔나요?」 난 「아니요. 사과하러 왔어요」라고 했어요. 집에 들이지 않아서 계단에서 40분 동안 얘기했어요.</w:t>
+      </w:r>
+    </w:p>
+    <w:p>
+      <w:pPr>
+        <w:pStyle w:val="BodyText"/>
+      </w:pPr>
+      <w:r>
+        <w:t xml:space="preserve">알렉세이: 마지막에 그분이 뭐라고 하셨어요?</w:t>
+      </w:r>
+    </w:p>
+    <w:p>
+      <w:pPr>
+        <w:pStyle w:val="BodyText"/>
+      </w:pPr>
+      <w:r>
+        <w:t xml:space="preserve">올가: 그녀가 말했어요: 「당신 사과는 필요 없어요. 다음 사람이 이 계단에 서지 않게 하세요」. 그리고 문을 닫았어요. 난 10분쯤 더 서 있다가 역으로 갔어요. 1년 뒤 회사를 그만뒀고, 그다음 당신이 왔죠, 할머니의 판지를 들고.</w:t>
+      </w:r>
+    </w:p>
+    <w:p>
+      <w:pPr>
+        <w:pStyle w:val="BodyText"/>
+      </w:pPr>
+      <w:r>
+        <w:t xml:space="preserve">알렉세이: 그래서 「채널은 대표가 읽지 않는다」가 생긴 거군요.</w:t>
+      </w:r>
+    </w:p>
+    <w:p>
+      <w:pPr>
+        <w:pStyle w:val="BodyText"/>
+      </w:pPr>
+      <w:r>
+        <w:t xml:space="preserve">올가: 그래서요. 그래서 「점검 개시 시」를 세 번 읽었고, 그래서 아무도 손대지 않은 글레브의 상자가 있었어요. 그래서 재분석 냄새가 나면 잠을 못 자요. 누가 「기다립시다」라고 할 때마다, 난 다시 사라토프의 그 계단에 서 있어요.</w:t>
+      </w:r>
+    </w:p>
+    <w:p>
+      <w:pPr>
+        <w:pStyle w:val="BodyText"/>
+      </w:pPr>
+      <w:r>
+        <w:t xml:space="preserve">알렉세이: 올가 페트로브나, 그런데 왜 한 번도 말씀 안 하셨어요?</w:t>
+      </w:r>
+    </w:p>
+    <w:p>
+      <w:pPr>
+        <w:pStyle w:val="BodyText"/>
+      </w:pPr>
+      <w:r>
+        <w:t xml:space="preserve">올가: 그랬으면 내가 여기서 속죄한다고 생각했을 테니까요. 난 여기서 일해요. 그건 달라요. 속죄는 — 나를 위한 거예요. 일은 — 환자들을 위한 거고요. 6년 동안 당신이 변호사를 보길 바랐어요. 불쌍히 여겨야 하고 나쁜 소식은 숨겨야 하는 죄 지은 여자가 아니라.</w:t>
+      </w:r>
+    </w:p>
+    <w:p>
+      <w:pPr>
+        <w:pStyle w:val="BodyText"/>
+      </w:pPr>
+      <w:r>
+        <w:t xml:space="preserve">알렉세이: 6년 내내 변호사를 봐요. 제가 아는 최고의 변호사를요.</w:t>
+      </w:r>
+    </w:p>
+    <w:p>
+      <w:pPr>
+        <w:pStyle w:val="BodyText"/>
+      </w:pPr>
+      <w:r>
+        <w:t xml:space="preserve">올가: 알아요. 그래서 이제는 말해도 돼요: 이제 당신은 헷갈리지 않을 테니까.</w:t>
+      </w:r>
+    </w:p>
+    <w:p>
+      <w:pPr>
+        <w:pStyle w:val="BodyText"/>
+      </w:pPr>
+      <w:r>
+        <w:t xml:space="preserve">알렉세이: 라리사는요? 지금 어디 계신지 아세요?</w:t>
+      </w:r>
+    </w:p>
+    <w:p>
+      <w:pPr>
+        <w:pStyle w:val="BodyText"/>
+      </w:pPr>
+      <w:r>
+        <w:t xml:space="preserve">올가: 알아요. 해마다 9월 1일에 맞춰 서명 없이 엽서를 써요, 그냥 「가르쳐 줘서 고맙습니다」라고요. 7년 동안 한 번도 답장은 없었어요. 하지만 엽서가 돌아오지 않으니 받는 거예요. 아직 거기 살면서 읽는 거죠.</w:t>
+      </w:r>
+    </w:p>
+    <w:p>
+      <w:pPr>
+        <w:pStyle w:val="BodyText"/>
+      </w:pPr>
+      <w:r>
+        <w:t xml:space="preserve">알렉세이: 85장짜리 이리나의 카드랑 똑같네요.</w:t>
+      </w:r>
+    </w:p>
+    <w:p>
+      <w:pPr>
+        <w:pStyle w:val="BodyText"/>
+      </w:pPr>
+      <w:r>
+        <w:t xml:space="preserve">올가: 이리나는 85장이고 나는 한 장이에요. 하지만 한 장도 카드예요.</w:t>
+      </w:r>
+    </w:p>
+    <w:p>
+      <w:pPr>
+        <w:pStyle w:val="BodyText"/>
+      </w:pPr>
+      <w:r>
+        <w:t xml:space="preserve">알렉세이: 올가 페트로브나, 말씀해 주셔서 고마워요, 그것도 하필 오늘.</w:t>
+      </w:r>
+    </w:p>
+    <w:p>
+      <w:pPr>
+        <w:pStyle w:val="BodyText"/>
+      </w:pPr>
+      <w:r>
+        <w:t xml:space="preserve">올가: 고마워하지 말고 일이나 해요. 15번, 열둘 남았어요.</w:t>
       </w:r>
     </w:p>
     <w:bookmarkEnd w:id="35"/>
@@ -4068,183 +4068,183 @@
         <w:pStyle w:val="FirstParagraph"/>
       </w:pPr>
       <w:r>
-        <w:t xml:space="preserve">알렉세이: 26번. 끝. 새벽 4시. 해냈어요. 올가 페트로브나, 은행 서류는요?</w:t>
-      </w:r>
-    </w:p>
-    <w:p>
-      <w:pPr>
-        <w:pStyle w:val="BodyText"/>
-      </w:pPr>
-      <w:r>
-        <w:t xml:space="preserve">올가: 네. 기록부 사이에서 결정하겠다고 약속했죠. 기록부가 끝났어요. 잠깐만요. 아들에게 전화할게요.</w:t>
-      </w:r>
-    </w:p>
-    <w:p>
-      <w:pPr>
-        <w:pStyle w:val="BodyText"/>
-      </w:pPr>
-      <w:r>
-        <w:t xml:space="preserve">알렉세이: 새벽 4시에요?</w:t>
-      </w:r>
-    </w:p>
-    <w:p>
-      <w:pPr>
-        <w:pStyle w:val="BodyText"/>
-      </w:pPr>
-      <w:r>
-        <w:t xml:space="preserve">올가: 프로그래머예요. 아직 안 잤어요. 스툐파? 엄마야. 놀라지 마. 다 괜찮아. 물어볼 게 있어.</w:t>
-      </w:r>
-    </w:p>
-    <w:p>
-      <w:pPr>
-        <w:pStyle w:val="BodyText"/>
-      </w:pPr>
-      <w:r>
-        <w:t xml:space="preserve">스테판: 엄마? 어디야? 사무실? 4시에?</w:t>
-      </w:r>
-    </w:p>
-    <w:p>
-      <w:pPr>
-        <w:pStyle w:val="BodyText"/>
-      </w:pPr>
-      <w:r>
-        <w:t xml:space="preserve">올가: 사무실이야. 스툐파, 엄마가 약속한 거 기억나? 집에 대해서? 아빠가 떠났을 때?</w:t>
-      </w:r>
-    </w:p>
-    <w:p>
-      <w:pPr>
-        <w:pStyle w:val="BodyText"/>
-      </w:pPr>
-      <w:r>
-        <w:t xml:space="preserve">스테판: 기억나. 「여긴 네 집이야. 무슨 일이 있어도」. 열두 살이었어. 그때 일주일 동안 못 잤어.</w:t>
-      </w:r>
-    </w:p>
-    <w:p>
-      <w:pPr>
-        <w:pStyle w:val="BodyText"/>
-      </w:pPr>
-      <w:r>
-        <w:t xml:space="preserve">올가: 보증 서류에 서명해야 해. 회사를 위해서. 집이 — 담보가 돼. 다 잘못되면 — 뺏길 수도 있어.</w:t>
-      </w:r>
-    </w:p>
-    <w:p>
-      <w:pPr>
-        <w:pStyle w:val="BodyText"/>
-      </w:pPr>
-      <w:r>
-        <w:t xml:space="preserve">스테판: 엄마. 잠깐. 새벽 4시에 나한테 허락받으려고 전화한 거야?</w:t>
-      </w:r>
-    </w:p>
-    <w:p>
-      <w:pPr>
-        <w:pStyle w:val="BodyText"/>
-      </w:pPr>
-      <w:r>
-        <w:t xml:space="preserve">올가: 허락이 아니라. 너한테 약속했잖아. 묻지도 않고 약속을 어길 순 없어.</w:t>
-      </w:r>
-    </w:p>
-    <w:p>
-      <w:pPr>
-        <w:pStyle w:val="BodyText"/>
-      </w:pPr>
-      <w:r>
-        <w:t xml:space="preserve">스테판: 엄마, 나 스물여섯이야. 내 월셋집도 있고. 월급도 엄마보다 많아. 엄마는 그 집을 이미 나한테 줬어. 14년 동안. 내가 무서울 때 — 그 집이 있었어. 이젠 안 무서워. 지금 무서운 사람들한테 줘. 서명해.</w:t>
-      </w:r>
-    </w:p>
-    <w:p>
-      <w:pPr>
-        <w:pStyle w:val="BodyText"/>
-      </w:pPr>
-      <w:r>
-        <w:t xml:space="preserve">올가: 스툐파…</w:t>
-      </w:r>
-    </w:p>
-    <w:p>
-      <w:pPr>
-        <w:pStyle w:val="BodyText"/>
-      </w:pPr>
-      <w:r>
-        <w:t xml:space="preserve">스테판: 그리고 엄마. 엄마가 늘 그랬잖아: 「확신 없으면 서명하지 마라」. 그 사람들 확신해?</w:t>
-      </w:r>
-    </w:p>
-    <w:p>
-      <w:pPr>
-        <w:pStyle w:val="BodyText"/>
-      </w:pPr>
-      <w:r>
-        <w:t xml:space="preserve">올가: 확신해. 독일 회사보다. 8년 전의 나 자신보다.</w:t>
-      </w:r>
-    </w:p>
-    <w:p>
-      <w:pPr>
-        <w:pStyle w:val="BodyText"/>
-      </w:pPr>
-      <w:r>
-        <w:t xml:space="preserve">스테판: 그럼 그건 담보가 아니야. 그냥 엄마가 어디서 일하는지 말하는 거지. 가서 자, 엄마.</w:t>
-      </w:r>
-    </w:p>
-    <w:p>
-      <w:pPr>
-        <w:pStyle w:val="BodyText"/>
-      </w:pPr>
-      <w:r>
-        <w:t xml:space="preserve">알렉세이: 들었어요. 이리나 아버님이랑 거의 같은 말을 했네요. 「설문지다」.</w:t>
-      </w:r>
-    </w:p>
-    <w:p>
-      <w:pPr>
-        <w:pStyle w:val="BodyText"/>
-      </w:pPr>
-      <w:r>
-        <w:t xml:space="preserve">올가: 좋은 아버지와 아들은 다 같은 말을 해요. 단어만 다를 뿐. 펜 줘요.</w:t>
-      </w:r>
-    </w:p>
-    <w:p>
-      <w:pPr>
-        <w:pStyle w:val="BodyText"/>
-      </w:pPr>
-      <w:r>
-        <w:t xml:space="preserve">알렉세이: 여기요. 올가 페트로브나, 확실하세요?</w:t>
-      </w:r>
-    </w:p>
-    <w:p>
-      <w:pPr>
-        <w:pStyle w:val="BodyText"/>
-      </w:pPr>
-      <w:r>
-        <w:t xml:space="preserve">올가: 확실해요. 자. 서명했어요. 서명 셋. 골루베프가 기뻐하겠네요. 크세니야 파블로브나도.</w:t>
-      </w:r>
-    </w:p>
-    <w:p>
-      <w:pPr>
-        <w:pStyle w:val="BodyText"/>
-      </w:pPr>
-      <w:r>
-        <w:t xml:space="preserve">알렉세이: 고마워요. 뭐라고 더 말해야 할지 모르겠어요.</w:t>
-      </w:r>
-    </w:p>
-    <w:p>
-      <w:pPr>
-        <w:pStyle w:val="BodyText"/>
-      </w:pPr>
-      <w:r>
-        <w:t xml:space="preserve">올가: 아무 말도 하지 마요. 그런데… 아니. 하나만. 6년 동안 — 「올가 페트로브나」, 「알렉세이 니콜라예비치」. 법정처럼. 지금은 새벽 4시. 난 당신보다 열세 살 많아요. 여자고요. 모든 규칙상 내가 먼저 제안해도 돼요. 말 놓아요, 우리.</w:t>
-      </w:r>
-    </w:p>
-    <w:p>
-      <w:pPr>
-        <w:pStyle w:val="BodyText"/>
-      </w:pPr>
-      <w:r>
-        <w:t xml:space="preserve">알렉세이: 말을 놓자고요? 정말요?</w:t>
-      </w:r>
-    </w:p>
-    <w:p>
-      <w:pPr>
-        <w:pStyle w:val="BodyText"/>
-      </w:pPr>
-      <w:r>
-        <w:t xml:space="preserve">올가: 정말요. 오늘 밤에야 하나를 깨달았어요. 난 당신과 — 변호사와 대표가 아니에요. 부하도, 계약상의 파트너도 아니고요. 난 당신과 — 같은 계단에 서 있어요. 6년 동안. 같은 계단에 선 사람들은 서로 말을 놓아요.</w:t>
+        <w:t xml:space="preserve">알렉세이: 26번 끝. 새벽 4시, 해냈어요. 올가 페트로브나, 은행 서류는요?</w:t>
+      </w:r>
+    </w:p>
+    <w:p>
+      <w:pPr>
+        <w:pStyle w:val="BodyText"/>
+      </w:pPr>
+      <w:r>
+        <w:t xml:space="preserve">올가: 네. 기록부 사이에서 결정하겠다고 약속했는데, 기록부가 끝났네요. 잠깐만요, 아들에게 전화할게요.</w:t>
+      </w:r>
+    </w:p>
+    <w:p>
+      <w:pPr>
+        <w:pStyle w:val="BodyText"/>
+      </w:pPr>
+      <w:r>
+        <w:t xml:space="preserve">알렉세이: 새벽 4시에요? 깨우시겠어요.</w:t>
+      </w:r>
+    </w:p>
+    <w:p>
+      <w:pPr>
+        <w:pStyle w:val="BodyText"/>
+      </w:pPr>
+      <w:r>
+        <w:t xml:space="preserve">올가: 프로그래머라 아직 안 잤어요. 스툐파? 엄마야. 놀라지 마, 다 괜찮아. 물어볼 게 있어.</w:t>
+      </w:r>
+    </w:p>
+    <w:p>
+      <w:pPr>
+        <w:pStyle w:val="BodyText"/>
+      </w:pPr>
+      <w:r>
+        <w:t xml:space="preserve">스테판: 엄마? 어디야, 사무실? 새벽 4시에?</w:t>
+      </w:r>
+    </w:p>
+    <w:p>
+      <w:pPr>
+        <w:pStyle w:val="BodyText"/>
+      </w:pPr>
+      <w:r>
+        <w:t xml:space="preserve">올가: 사무실이야. 스툐파, 아빠가 떠났을 때 엄마가 집에 대해 약속한 거 기억나?</w:t>
+      </w:r>
+    </w:p>
+    <w:p>
+      <w:pPr>
+        <w:pStyle w:val="BodyText"/>
+      </w:pPr>
+      <w:r>
+        <w:t xml:space="preserve">스테판: 기억나: 「여긴 네 집이야. 무슨 일이 있어도」. 열두 살이었고, 그때 일주일 동안 못 잤어.</w:t>
+      </w:r>
+    </w:p>
+    <w:p>
+      <w:pPr>
+        <w:pStyle w:val="BodyText"/>
+      </w:pPr>
+      <w:r>
+        <w:t xml:space="preserve">올가: 회사를 위해 보증 서류에 서명해야 하는데, 집이 담보가 돼. 다 잘못되면 뺏길 수도 있어. 네 뒤에서 몰래 하고 싶지 않아서, 이렇게 늦은 시간에라도 너한테 전화하는 거야.</w:t>
+      </w:r>
+    </w:p>
+    <w:p>
+      <w:pPr>
+        <w:pStyle w:val="BodyText"/>
+      </w:pPr>
+      <w:r>
+        <w:t xml:space="preserve">스테판: 엄마, 잠깐. 새벽 4시에 나한테 허락받으려고 전화한 거야?</w:t>
+      </w:r>
+    </w:p>
+    <w:p>
+      <w:pPr>
+        <w:pStyle w:val="BodyText"/>
+      </w:pPr>
+      <w:r>
+        <w:t xml:space="preserve">올가: 허락이 아니라. 너한테 약속했으니까, 너한테 묻지도 않고 약속을 어길 순 없어.</w:t>
+      </w:r>
+    </w:p>
+    <w:p>
+      <w:pPr>
+        <w:pStyle w:val="BodyText"/>
+      </w:pPr>
+      <w:r>
+        <w:t xml:space="preserve">스테판: 엄마, 나 스물여섯이야. 내 월셋집도 있고 월급도 엄마보다 많아. 엄마는 그 집을 이미 나한테 14년 동안 줬어: 내가 무서울 때 그 집이 있었어. 이젠 안 무서워. 지금 무서운 사람들한테 줘. 서명하고 괴로워하지 마.</w:t>
+      </w:r>
+    </w:p>
+    <w:p>
+      <w:pPr>
+        <w:pStyle w:val="BodyText"/>
+      </w:pPr>
+      <w:r>
+        <w:t xml:space="preserve">올가: 스툐파… 아들, 무슨 말을 해야 할지 모르겠다.</w:t>
+      </w:r>
+    </w:p>
+    <w:p>
+      <w:pPr>
+        <w:pStyle w:val="BodyText"/>
+      </w:pPr>
+      <w:r>
+        <w:t xml:space="preserve">스테판: 그리고 엄마, 엄마가 늘 「확신 없으면 서명하지 마라」라고 했잖아. 그 사람들 확신해?</w:t>
+      </w:r>
+    </w:p>
+    <w:p>
+      <w:pPr>
+        <w:pStyle w:val="BodyText"/>
+      </w:pPr>
+      <w:r>
+        <w:t xml:space="preserve">올가: 확신해. 독일 회사보다, 8년 전의 나 자신보다 더.</w:t>
+      </w:r>
+    </w:p>
+    <w:p>
+      <w:pPr>
+        <w:pStyle w:val="BodyText"/>
+      </w:pPr>
+      <w:r>
+        <w:t xml:space="preserve">스테판: 그럼 그건 담보가 아니라 그냥 엄마가 어디서 일하는지 말하는 거야. 가서 자, 엄마.</w:t>
+      </w:r>
+    </w:p>
+    <w:p>
+      <w:pPr>
+        <w:pStyle w:val="BodyText"/>
+      </w:pPr>
+      <w:r>
+        <w:t xml:space="preserve">알렉세이: 다 들었어요. 이리나 아버님이랑 거의 같은 말을 했네요: 「설문지다」.</w:t>
+      </w:r>
+    </w:p>
+    <w:p>
+      <w:pPr>
+        <w:pStyle w:val="BodyText"/>
+      </w:pPr>
+      <w:r>
+        <w:t xml:space="preserve">올가: 좋은 아버지와 아들은 다 같은 말을 해요, 단어만 다를 뿐. 펜 줘요.</w:t>
+      </w:r>
+    </w:p>
+    <w:p>
+      <w:pPr>
+        <w:pStyle w:val="BodyText"/>
+      </w:pPr>
+      <w:r>
+        <w:t xml:space="preserve">알렉세이: 여기요. 올가 페트로브나, 결정에 확신하세요?</w:t>
+      </w:r>
+    </w:p>
+    <w:p>
+      <w:pPr>
+        <w:pStyle w:val="BodyText"/>
+      </w:pPr>
+      <w:r>
+        <w:t xml:space="preserve">올가: 확신해요. 자, 서명했어요: 서명 셋. 골루베프가 기뻐하겠네요, 크세니야 파블로브나도요.</w:t>
+      </w:r>
+    </w:p>
+    <w:p>
+      <w:pPr>
+        <w:pStyle w:val="BodyText"/>
+      </w:pPr>
+      <w:r>
+        <w:t xml:space="preserve">알렉세이: 고마워요. 뭐라고 더 말해야 할지 정말 모르겠어요.</w:t>
+      </w:r>
+    </w:p>
+    <w:p>
+      <w:pPr>
+        <w:pStyle w:val="BodyText"/>
+      </w:pPr>
+      <w:r>
+        <w:t xml:space="preserve">올가: 아무 말도 하지 마요. 그런데… 아니, 하나만. 6년 동안 「올가 페트로브나」, 「알렉세이 니콜라예비치」, 법정처럼요. 지금은 새벽 4시고, 난 당신보다 열세 살 많고 여자니까, 모든 규칙상 내가 먼저 제안해도 돼요. 말 놓아요, 우리.</w:t>
+      </w:r>
+    </w:p>
+    <w:p>
+      <w:pPr>
+        <w:pStyle w:val="BodyText"/>
+      </w:pPr>
+      <w:r>
+        <w:t xml:space="preserve">알렉세이: 말을 놓자고요? 정말요? 진심으로 하시는 말씀이에요?</w:t>
+      </w:r>
+    </w:p>
+    <w:p>
+      <w:pPr>
+        <w:pStyle w:val="BodyText"/>
+      </w:pPr>
+      <w:r>
+        <w:t xml:space="preserve">올가: 정말요. 오늘 밤에야 하나를 깨달았어요. 난 당신과 변호사와 대표도, 부하도, 계약상 파트너도 아니에요. 난 당신과 6년째 같은 계단에 서 있어요. 그리고 같은 계단에 선 사람들은 서로 말을 놓아요.</w:t>
       </w:r>
     </w:p>
     <w:p>
@@ -4260,7 +4260,7 @@
         <w:pStyle w:val="BodyText"/>
       </w:pPr>
       <w:r>
-        <w:t xml:space="preserve">올가: 그래, 료샤. 봐. 안 무섭지. 보증처럼. 처음엔 무섭고, 그다음엔 — 그냥 설문지야.</w:t>
+        <w:t xml:space="preserve">올가: 그래, 료샤. 봐, 안 무섭지. 보증처럼: 처음엔 무섭고, 그다음엔 그냥 설문지야.</w:t>
       </w:r>
     </w:p>
     <w:bookmarkEnd w:id="36"/>
@@ -4278,119 +4278,119 @@
         <w:pStyle w:val="FirstParagraph"/>
       </w:pPr>
       <w:r>
-        <w:t xml:space="preserve">이리나: 좋은 아침이에요. 커피. 네 잔. 두 분 아예 안 잤어요?</w:t>
-      </w:r>
-    </w:p>
-    <w:p>
-      <w:pPr>
-        <w:pStyle w:val="BodyText"/>
-      </w:pPr>
-      <w:r>
-        <w:t xml:space="preserve">알렉세이: 잤어요. 40분. 의자에서. 26개 항목 — 끝났어요.</w:t>
-      </w:r>
-    </w:p>
-    <w:p>
-      <w:pPr>
-        <w:pStyle w:val="BodyText"/>
-      </w:pPr>
-      <w:r>
-        <w:t xml:space="preserve">이리나: 26개. 하룻밤에. 14번까지요?</w:t>
-      </w:r>
-    </w:p>
-    <w:p>
-      <w:pPr>
-        <w:pStyle w:val="BodyText"/>
-      </w:pPr>
-      <w:r>
-        <w:t xml:space="preserve">올가: 14번까지. 서울이 새벽 1시에 보냈어요. 아포스티유까지.</w:t>
-      </w:r>
-    </w:p>
-    <w:p>
-      <w:pPr>
-        <w:pStyle w:val="BodyText"/>
-      </w:pPr>
-      <w:r>
-        <w:t xml:space="preserve">이리나: 그리고… 서류는요? 은행?</w:t>
-      </w:r>
-    </w:p>
-    <w:p>
-      <w:pPr>
-        <w:pStyle w:val="BodyText"/>
-      </w:pPr>
-      <w:r>
-        <w:t xml:space="preserve">올가: 서명했어요. 새벽 4시에. 료샤, 이리나한테 줘.</w:t>
-      </w:r>
-    </w:p>
-    <w:p>
-      <w:pPr>
-        <w:pStyle w:val="BodyText"/>
-      </w:pPr>
-      <w:r>
-        <w:t xml:space="preserve">이리나: 료샤? 올가 페트로브나, 지금 「료샤」라고 하셨어요?</w:t>
-      </w:r>
-    </w:p>
-    <w:p>
-      <w:pPr>
-        <w:pStyle w:val="BodyText"/>
-      </w:pPr>
-      <w:r>
-        <w:t xml:space="preserve">올가: 했어요. 우리 이제 말 놓아요. 새벽 4시부터.</w:t>
-      </w:r>
-    </w:p>
-    <w:p>
-      <w:pPr>
-        <w:pStyle w:val="BodyText"/>
-      </w:pPr>
-      <w:r>
-        <w:t xml:space="preserve">이리나: 6년. 두 분 중 누가 먼저 무너질지 6년을 기다렸어요. 전 그쪽에 걸었는데.</w:t>
-      </w:r>
-    </w:p>
-    <w:p>
-      <w:pPr>
-        <w:pStyle w:val="BodyText"/>
-      </w:pPr>
-      <w:r>
-        <w:t xml:space="preserve">알렉세이: 졌어요?</w:t>
-      </w:r>
-    </w:p>
-    <w:p>
-      <w:pPr>
-        <w:pStyle w:val="BodyText"/>
-      </w:pPr>
-      <w:r>
-        <w:t xml:space="preserve">이리나: 졌어요. 올가 페트로브나… 올랴, 저하고는요?</w:t>
-      </w:r>
-    </w:p>
-    <w:p>
-      <w:pPr>
-        <w:pStyle w:val="BodyText"/>
-      </w:pPr>
-      <w:r>
-        <w:t xml:space="preserve">올가: 너하고는 — 작년부터야. 네가 몰랐을 뿐. 네가 옳을 때 난 너한테 말을 놓아.</w:t>
-      </w:r>
-    </w:p>
-    <w:p>
-      <w:pPr>
-        <w:pStyle w:val="BodyText"/>
-      </w:pPr>
-      <w:r>
-        <w:t xml:space="preserve">자이체프: 좋은 아침입니다. 요청서 왔어요. 9시 정각. 26개 항목. 말씀드린 대로.</w:t>
-      </w:r>
-    </w:p>
-    <w:p>
-      <w:pPr>
-        <w:pStyle w:val="BodyText"/>
-      </w:pPr>
-      <w:r>
-        <w:t xml:space="preserve">올가: 9시 1분에 보내요. 다 준비됐어. 아르툠, 잘 잤어?</w:t>
-      </w:r>
-    </w:p>
-    <w:p>
-      <w:pPr>
-        <w:pStyle w:val="BodyText"/>
-      </w:pPr>
-      <w:r>
-        <w:t xml:space="preserve">자이체프: 「잘 잤어」요? 올가 페트로브나… 밤에 여기서 무슨 일이 있었던 거예요?</w:t>
+        <w:t xml:space="preserve">이리나: 좋은 아침이에요! 커피 네 잔 가져왔어요. 두 분 아예 안 잤어요?</w:t>
+      </w:r>
+    </w:p>
+    <w:p>
+      <w:pPr>
+        <w:pStyle w:val="BodyText"/>
+      </w:pPr>
+      <w:r>
+        <w:t xml:space="preserve">알렉세이: 잤어요, 의자에서 40분쯤. 26개 항목 전부 끝났어요.</w:t>
+      </w:r>
+    </w:p>
+    <w:p>
+      <w:pPr>
+        <w:pStyle w:val="BodyText"/>
+      </w:pPr>
+      <w:r>
+        <w:t xml:space="preserve">이리나: 하룻밤에 26개요? 14번까지요?</w:t>
+      </w:r>
+    </w:p>
+    <w:p>
+      <w:pPr>
+        <w:pStyle w:val="BodyText"/>
+      </w:pPr>
+      <w:r>
+        <w:t xml:space="preserve">올가: 14번까지요. 서울이 새벽 1시에 아포스티유까지 해서 보냈어요.</w:t>
+      </w:r>
+    </w:p>
+    <w:p>
+      <w:pPr>
+        <w:pStyle w:val="BodyText"/>
+      </w:pPr>
+      <w:r>
+        <w:t xml:space="preserve">이리나: 그리고… 서류는요? 은행 거요?</w:t>
+      </w:r>
+    </w:p>
+    <w:p>
+      <w:pPr>
+        <w:pStyle w:val="BodyText"/>
+      </w:pPr>
+      <w:r>
+        <w:t xml:space="preserve">올가: 새벽 4시에 서명했어요. 료샤, 이리나한테 줘.</w:t>
+      </w:r>
+    </w:p>
+    <w:p>
+      <w:pPr>
+        <w:pStyle w:val="BodyText"/>
+      </w:pPr>
+      <w:r>
+        <w:t xml:space="preserve">이리나: 료샤요? 올가 페트로브나, 지금 「료샤」라고 하셨어요?</w:t>
+      </w:r>
+    </w:p>
+    <w:p>
+      <w:pPr>
+        <w:pStyle w:val="BodyText"/>
+      </w:pPr>
+      <w:r>
+        <w:t xml:space="preserve">올가: 했어요. 우리 이제 새벽 4시부터 말 놓아요.</w:t>
+      </w:r>
+    </w:p>
+    <w:p>
+      <w:pPr>
+        <w:pStyle w:val="BodyText"/>
+      </w:pPr>
+      <w:r>
+        <w:t xml:space="preserve">이리나: 두 분 중 누가 먼저 무너질지 6년을 기다렸는데, 전 그쪽에 걸었어요.</w:t>
+      </w:r>
+    </w:p>
+    <w:p>
+      <w:pPr>
+        <w:pStyle w:val="BodyText"/>
+      </w:pPr>
+      <w:r>
+        <w:t xml:space="preserve">알렉세이: 그럼 졌네요, 이리나?</w:t>
+      </w:r>
+    </w:p>
+    <w:p>
+      <w:pPr>
+        <w:pStyle w:val="BodyText"/>
+      </w:pPr>
+      <w:r>
+        <w:t xml:space="preserve">이리나: 졌어요. 올가 페트로브나… 그러니까 올랴, 저하고는요?</w:t>
+      </w:r>
+    </w:p>
+    <w:p>
+      <w:pPr>
+        <w:pStyle w:val="BodyText"/>
+      </w:pPr>
+      <w:r>
+        <w:t xml:space="preserve">올가: 너하고는 작년부터 말 놓았어, 네가 몰랐을 뿐이야. 네가 옳을 때 말을 놓는데, 넌 거의 늘 옳으니까 오래된 셈이지. 네가 우쭐하지 않게 조용히 했을 뿐이야.</w:t>
+      </w:r>
+    </w:p>
+    <w:p>
+      <w:pPr>
+        <w:pStyle w:val="BodyText"/>
+      </w:pPr>
+      <w:r>
+        <w:t xml:space="preserve">자이체프: 좋은 아침입니다. 요청서가 9시 정각에 왔어요, 말씀드린 대로 26개 항목이에요.</w:t>
+      </w:r>
+    </w:p>
+    <w:p>
+      <w:pPr>
+        <w:pStyle w:val="BodyText"/>
+      </w:pPr>
+      <w:r>
+        <w:t xml:space="preserve">올가: 9시 1분에 보내요, 다 준비됐어. 아르툠, 잘 잤어?</w:t>
+      </w:r>
+    </w:p>
+    <w:p>
+      <w:pPr>
+        <w:pStyle w:val="BodyText"/>
+      </w:pPr>
+      <w:r>
+        <w:t xml:space="preserve">자이체프: 「잘 잤어」요? 올가 페트로브나… 밤에 여기서 대체 무슨 일이 있었던 거예요?</w:t>
       </w:r>
     </w:p>
     <w:bookmarkEnd w:id="37"/>
